--- a/briefs/nevada/k-12_educational_outcomes/citizen-v3/glossary.docx
+++ b/briefs/nevada/k-12_educational_outcomes/citizen-v3/glossary.docx
@@ -54,351 +54,7 @@
           <w:color w:val="444444"/>
           <w:sz w:val="20"/>
         </w:rPr>
-        <w:t>Plain-language definitions for the terms, ideas, and acronyms used in "K-12 Educational Outcomes in Nevada" (citizen brief v3.0).</w:t>
-      </w:r>
-    </w:p>
-    <w:p>
-      <w:pPr>
-        <w:widowControl/>
-        <w:spacing w:before="100" w:after="40" w:lineRule="auto" w:line="254"/>
-      </w:pPr>
-      <w:r>
-        <w:rPr>
-          <w:rFonts w:ascii="Arial" w:hAnsi="Arial" w:cs="Arial" w:eastAsia="Arial"/>
-          <w:b/>
-          <w:color w:val="C0392B"/>
-          <w:sz w:val="25"/>
-          <w:spacing w:val="20"/>
-        </w:rPr>
-        <w:t>HOW NEVADA LAWMAKING WORKS</w:t>
-      </w:r>
-    </w:p>
-    <w:p>
-      <w:pPr>
-        <w:widowControl/>
-        <w:spacing w:before="0" w:after="40" w:lineRule="auto" w:line="247"/>
-      </w:pPr>
-      <w:r>
-        <w:rPr>
-          <w:rFonts w:ascii="Arial" w:hAnsi="Arial" w:cs="Arial" w:eastAsia="Arial"/>
-          <w:b w:val="0"/>
-          <w:i/>
-          <w:color w:val="666666"/>
-          <w:sz w:val="20"/>
-        </w:rPr>
-        <w:t>Process terms that appear throughout the brief.</w:t>
-      </w:r>
-    </w:p>
-    <w:p>
-      <w:pPr>
-        <w:keepLines/>
-        <w:widowControl/>
-        <w:spacing w:before="0" w:after="56" w:lineRule="auto" w:line="247"/>
-        <w:jc w:val="both"/>
-      </w:pPr>
-      <w:r>
-        <w:rPr>
-          <w:rFonts w:ascii="Arial" w:hAnsi="Arial" w:cs="Arial" w:eastAsia="Arial"/>
-          <w:b/>
-          <w:color w:val="1A2D4F"/>
-          <w:sz w:val="20"/>
-        </w:rPr>
-        <w:t>Session / special session.</w:t>
-      </w:r>
-      <w:r>
-        <w:rPr>
-          <w:rFonts w:ascii="Arial" w:hAnsi="Arial" w:cs="Arial" w:eastAsia="Arial"/>
-          <w:b w:val="0"/>
-          <w:color w:val="444444"/>
-          <w:sz w:val="20"/>
-        </w:rPr>
-        <w:t xml:space="preserve"> The Nevada Legislature meets in a regular session of 120 days in odd-numbered years — 2019, 2021, 2023, and 2025 in this record. A bill that has not finished every step when the session ends is dead and must start over in a future session. A special session is a short extra meeting called for specific topics, like the 2020 session that cut budgets during the pandemic.</w:t>
-      </w:r>
-    </w:p>
-    <w:p>
-      <w:pPr>
-        <w:keepLines/>
-        <w:widowControl/>
-        <w:spacing w:before="0" w:after="56" w:lineRule="auto" w:line="247"/>
-        <w:jc w:val="both"/>
-      </w:pPr>
-      <w:r>
-        <w:rPr>
-          <w:rFonts w:ascii="Arial" w:hAnsi="Arial" w:cs="Arial" w:eastAsia="Arial"/>
-          <w:b/>
-          <w:color w:val="1A2D4F"/>
-          <w:sz w:val="20"/>
-        </w:rPr>
-        <w:t>Chambers.</w:t>
-      </w:r>
-      <w:r>
-        <w:rPr>
-          <w:rFonts w:ascii="Arial" w:hAnsi="Arial" w:cs="Arial" w:eastAsia="Arial"/>
-          <w:b w:val="0"/>
-          <w:color w:val="444444"/>
-          <w:sz w:val="20"/>
-        </w:rPr>
-        <w:t xml:space="preserve"> The Legislature's two houses: the Assembly (42 members) and the Senate (21 members). A bill must pass both chambers to reach the governor.</w:t>
-      </w:r>
-    </w:p>
-    <w:p>
-      <w:pPr>
-        <w:keepLines/>
-        <w:widowControl/>
-        <w:spacing w:before="0" w:after="56" w:lineRule="auto" w:line="247"/>
-        <w:jc w:val="both"/>
-      </w:pPr>
-      <w:r>
-        <w:rPr>
-          <w:rFonts w:ascii="Arial" w:hAnsi="Arial" w:cs="Arial" w:eastAsia="Arial"/>
-          <w:b/>
-          <w:color w:val="1A2D4F"/>
-          <w:sz w:val="20"/>
-        </w:rPr>
-        <w:t>Vote pairs such as "40–0 and 21–0."</w:t>
-      </w:r>
-      <w:r>
-        <w:rPr>
-          <w:rFonts w:ascii="Arial" w:hAnsi="Arial" w:cs="Arial" w:eastAsia="Arial"/>
-          <w:b w:val="0"/>
-          <w:color w:val="444444"/>
-          <w:sz w:val="20"/>
-        </w:rPr>
-        <w:t xml:space="preserve"> The brief lists floor votes as yes–no tallies, one per chamber. 42–0 is a unanimous Assembly vote; 21–0 is a unanimous Senate vote.</w:t>
-      </w:r>
-    </w:p>
-    <w:p>
-      <w:pPr>
-        <w:keepLines/>
-        <w:widowControl/>
-        <w:spacing w:before="0" w:after="56" w:lineRule="auto" w:line="247"/>
-        <w:jc w:val="both"/>
-      </w:pPr>
-      <w:r>
-        <w:rPr>
-          <w:rFonts w:ascii="Arial" w:hAnsi="Arial" w:cs="Arial" w:eastAsia="Arial"/>
-          <w:b/>
-          <w:color w:val="1A2D4F"/>
-          <w:sz w:val="20"/>
-        </w:rPr>
-        <w:t>Committee / first committee.</w:t>
-      </w:r>
-      <w:r>
-        <w:rPr>
-          <w:rFonts w:ascii="Arial" w:hAnsi="Arial" w:cs="Arial" w:eastAsia="Arial"/>
-          <w:b w:val="0"/>
-          <w:color w:val="444444"/>
-          <w:sz w:val="20"/>
-        </w:rPr>
-        <w:t xml:space="preserve"> A small panel of lawmakers that studies a bill and votes on whether to send it onward. Every bill starts in a committee, and most bills that fail die there — in their "first committee" — without the full chamber ever voting.</w:t>
-      </w:r>
-    </w:p>
-    <w:p>
-      <w:pPr>
-        <w:keepLines/>
-        <w:widowControl/>
-        <w:spacing w:before="0" w:after="56" w:lineRule="auto" w:line="247"/>
-        <w:jc w:val="both"/>
-      </w:pPr>
-      <w:r>
-        <w:rPr>
-          <w:rFonts w:ascii="Arial" w:hAnsi="Arial" w:cs="Arial" w:eastAsia="Arial"/>
-          <w:b/>
-          <w:color w:val="1A2D4F"/>
-          <w:sz w:val="20"/>
-        </w:rPr>
-        <w:t>Money committees.</w:t>
-      </w:r>
-      <w:r>
-        <w:rPr>
-          <w:rFonts w:ascii="Arial" w:hAnsi="Arial" w:cs="Arial" w:eastAsia="Arial"/>
-          <w:b w:val="0"/>
-          <w:color w:val="444444"/>
-          <w:sz w:val="20"/>
-        </w:rPr>
-        <w:t xml:space="preserve"> Assembly Ways and Means and Senate Finance — the committees that review anything costing money. Bills with price tags routinely stop there without a vote against the policy itself.</w:t>
-      </w:r>
-    </w:p>
-    <w:p>
-      <w:pPr>
-        <w:keepLines/>
-        <w:widowControl/>
-        <w:spacing w:before="0" w:after="56" w:lineRule="auto" w:line="247"/>
-        <w:jc w:val="both"/>
-      </w:pPr>
-      <w:r>
-        <w:rPr>
-          <w:rFonts w:ascii="Arial" w:hAnsi="Arial" w:cs="Arial" w:eastAsia="Arial"/>
-          <w:b/>
-          <w:color w:val="1A2D4F"/>
-          <w:sz w:val="20"/>
-        </w:rPr>
-        <w:t>Floor vote.</w:t>
-      </w:r>
-      <w:r>
-        <w:rPr>
-          <w:rFonts w:ascii="Arial" w:hAnsi="Arial" w:cs="Arial" w:eastAsia="Arial"/>
-          <w:b w:val="0"/>
-          <w:color w:val="444444"/>
-          <w:sz w:val="20"/>
-        </w:rPr>
-        <w:t xml:space="preserve"> A vote of the full chamber.</w:t>
-      </w:r>
-    </w:p>
-    <w:p>
-      <w:pPr>
-        <w:keepLines/>
-        <w:widowControl/>
-        <w:spacing w:before="0" w:after="56" w:lineRule="auto" w:line="247"/>
-        <w:jc w:val="both"/>
-      </w:pPr>
-      <w:r>
-        <w:rPr>
-          <w:rFonts w:ascii="Arial" w:hAnsi="Arial" w:cs="Arial" w:eastAsia="Arial"/>
-          <w:b/>
-          <w:color w:val="1A2D4F"/>
-          <w:sz w:val="20"/>
-        </w:rPr>
-        <w:t>Second house.</w:t>
-      </w:r>
-      <w:r>
-        <w:rPr>
-          <w:rFonts w:ascii="Arial" w:hAnsi="Arial" w:cs="Arial" w:eastAsia="Arial"/>
-          <w:b w:val="0"/>
-          <w:color w:val="444444"/>
-          <w:sz w:val="20"/>
-        </w:rPr>
-        <w:t xml:space="preserve"> After passing the chamber where it started, a bill repeats the whole process — committee, then floor — in the other chamber.</w:t>
-      </w:r>
-    </w:p>
-    <w:p>
-      <w:pPr>
-        <w:keepLines/>
-        <w:widowControl/>
-        <w:spacing w:before="0" w:after="56" w:lineRule="auto" w:line="247"/>
-        <w:jc w:val="both"/>
-      </w:pPr>
-      <w:r>
-        <w:rPr>
-          <w:rFonts w:ascii="Arial" w:hAnsi="Arial" w:cs="Arial" w:eastAsia="Arial"/>
-          <w:b/>
-          <w:color w:val="1A2D4F"/>
-          <w:sz w:val="20"/>
-        </w:rPr>
-        <w:t>Concurrence.</w:t>
-      </w:r>
-      <w:r>
-        <w:rPr>
-          <w:rFonts w:ascii="Arial" w:hAnsi="Arial" w:cs="Arial" w:eastAsia="Arial"/>
-          <w:b w:val="0"/>
-          <w:color w:val="444444"/>
-          <w:sz w:val="20"/>
-        </w:rPr>
-        <w:t xml:space="preserve"> When one chamber amends a bill, the other must vote to accept — "concur in" — the change before the bill can go to the governor. AB386 (2025) died awaiting exactly that final vote.</w:t>
-      </w:r>
-    </w:p>
-    <w:p>
-      <w:pPr>
-        <w:keepLines/>
-        <w:widowControl/>
-        <w:spacing w:before="0" w:after="56" w:lineRule="auto" w:line="247"/>
-        <w:jc w:val="both"/>
-      </w:pPr>
-      <w:r>
-        <w:rPr>
-          <w:rFonts w:ascii="Arial" w:hAnsi="Arial" w:cs="Arial" w:eastAsia="Arial"/>
-          <w:b/>
-          <w:color w:val="1A2D4F"/>
-          <w:sz w:val="20"/>
-        </w:rPr>
-        <w:t>Veto.</w:t>
-      </w:r>
-      <w:r>
-        <w:rPr>
-          <w:rFonts w:ascii="Arial" w:hAnsi="Arial" w:cs="Arial" w:eastAsia="Arial"/>
-          <w:b w:val="0"/>
-          <w:color w:val="444444"/>
-          <w:sz w:val="20"/>
-        </w:rPr>
-        <w:t xml:space="preserve"> The governor's rejection of a bill that passed both chambers. A vetoed bill does not become law unless two-thirds of each chamber votes to override.</w:t>
-      </w:r>
-    </w:p>
-    <w:p>
-      <w:pPr>
-        <w:keepLines/>
-        <w:widowControl/>
-        <w:spacing w:before="0" w:after="56" w:lineRule="auto" w:line="247"/>
-        <w:jc w:val="both"/>
-      </w:pPr>
-      <w:r>
-        <w:rPr>
-          <w:rFonts w:ascii="Arial" w:hAnsi="Arial" w:cs="Arial" w:eastAsia="Arial"/>
-          <w:b/>
-          <w:color w:val="1A2D4F"/>
-          <w:sz w:val="20"/>
-        </w:rPr>
-        <w:t>Sponsor.</w:t>
-      </w:r>
-      <w:r>
-        <w:rPr>
-          <w:rFonts w:ascii="Arial" w:hAnsi="Arial" w:cs="Arial" w:eastAsia="Arial"/>
-          <w:b w:val="0"/>
-          <w:color w:val="444444"/>
-          <w:sz w:val="20"/>
-        </w:rPr>
-        <w:t xml:space="preserve"> The lawmaker or committee that formally introduces a bill. Cross-party sponsorship means named sponsors from both parties — more common in education than in any other subject The Forum has mapped.</w:t>
-      </w:r>
-    </w:p>
-    <w:p>
-      <w:pPr>
-        <w:keepLines/>
-        <w:widowControl/>
-        <w:spacing w:before="0" w:after="56" w:lineRule="auto" w:line="247"/>
-        <w:jc w:val="both"/>
-      </w:pPr>
-      <w:r>
-        <w:rPr>
-          <w:rFonts w:ascii="Arial" w:hAnsi="Arial" w:cs="Arial" w:eastAsia="Arial"/>
-          <w:b/>
-          <w:color w:val="1A2D4F"/>
-          <w:sz w:val="20"/>
-        </w:rPr>
-        <w:t>Biennium funding act.</w:t>
-      </w:r>
-      <w:r>
-        <w:rPr>
-          <w:rFonts w:ascii="Arial" w:hAnsi="Arial" w:cs="Arial" w:eastAsia="Arial"/>
-          <w:b w:val="0"/>
-          <w:color w:val="444444"/>
-          <w:sz w:val="20"/>
-        </w:rPr>
-        <w:t xml:space="preserve"> The education budget bill covering the two years between sessions (SB503 in 2023, SB500 in 2025).</w:t>
-      </w:r>
-    </w:p>
-    <w:p>
-      <w:pPr>
-        <w:keepLines/>
-        <w:widowControl/>
-        <w:spacing w:before="0" w:after="56" w:lineRule="auto" w:line="247"/>
-        <w:jc w:val="both"/>
-      </w:pPr>
-      <w:r>
-        <w:rPr>
-          <w:rFonts w:ascii="Arial" w:hAnsi="Arial" w:cs="Arial" w:eastAsia="Arial"/>
-          <w:b/>
-          <w:color w:val="1A2D4F"/>
-          <w:sz w:val="20"/>
-        </w:rPr>
-        <w:t>Statutory.</w:t>
-      </w:r>
-      <w:r>
-        <w:rPr>
-          <w:rFonts w:ascii="Arial" w:hAnsi="Arial" w:cs="Arial" w:eastAsia="Arial"/>
-          <w:b w:val="0"/>
-          <w:color w:val="444444"/>
-          <w:sz w:val="20"/>
-        </w:rPr>
-        <w:t xml:space="preserve"> Written into state law — a "statutory home" is a permanent place in statute for a function or board.</w:t>
+        <w:t>Plain-language definitions for the terms and acronyms in "K-12 Educational Outcomes in Nevada" (citizen brief v3.0). Lawmaking-process terms are in the shared companion, "How Nevada Lawmaking Works."</w:t>
       </w:r>
     </w:p>
     <w:p>
@@ -456,7 +112,7 @@
           <w:color w:val="444444"/>
           <w:sz w:val="20"/>
         </w:rPr>
-        <w:t xml:space="preserve"> Nevada's school funding formula since 2019 (SB543), which attaches dollars to each pupil with weights for need — replacing the 1967-era Nevada Plan.</w:t>
+        <w:t xml:space="preserve"> Nevada's school funding formula since 2019, which attaches dollars to each pupil with weights for need — replacing the 1967-era Nevada Plan.</w:t>
       </w:r>
     </w:p>
     <w:p>
@@ -508,7 +164,7 @@
           <w:color w:val="444444"/>
           <w:sz w:val="20"/>
         </w:rPr>
-        <w:t xml:space="preserve"> The 2021 tax on gold and silver mining (AB495) whose proceeds go to schools.</w:t>
+        <w:t xml:space="preserve"> The 2021 tax on gold and silver mining whose proceeds go to schools.</w:t>
       </w:r>
     </w:p>
     <w:p>
@@ -534,7 +190,7 @@
           <w:color w:val="444444"/>
           <w:sz w:val="20"/>
         </w:rPr>
-        <w:t xml:space="preserve"> Nevada's early-literacy program: pupils are assessed through third grade, and those reading far behind get mandatory intensive help. SB278 (2025) made the statewide assessment its sole trigger.</w:t>
+        <w:t xml:space="preserve"> Nevada's early-literacy program: pupils are assessed through third grade, and those reading far behind get mandatory intensive help.</w:t>
       </w:r>
     </w:p>
     <w:p>
@@ -560,7 +216,7 @@
           <w:color w:val="444444"/>
           <w:sz w:val="20"/>
         </w:rPr>
-        <w:t xml:space="preserve"> Holding a pupil back to repeat a grade. Automatic third-grade retention was removed in 2019 (AB289) and no bill has proposed restoring it.</w:t>
+        <w:t xml:space="preserve"> Holding a pupil back to repeat a grade. Automatic third-grade retention was removed in 2019, and no bill has proposed restoring it.</w:t>
       </w:r>
     </w:p>
     <w:p>
@@ -586,7 +242,7 @@
           <w:color w:val="444444"/>
           <w:sz w:val="20"/>
         </w:rPr>
-        <w:t xml:space="preserve"> The standardized test every Nevada pupil takes; the anchor for school ratings and the Read by Grade 3 trigger.</w:t>
+        <w:t xml:space="preserve"> The standardized test every Nevada pupil takes — the anchor for school ratings and the Read by Grade 3 trigger.</w:t>
       </w:r>
     </w:p>
     <w:p>
@@ -638,7 +294,7 @@
           <w:color w:val="444444"/>
           <w:sz w:val="20"/>
         </w:rPr>
-        <w:t xml:space="preserve"> Two ways to judge schools: how much pupils improve over a year (growth) versus how many clear a fixed bar (proficiency). Nevada's ratings already include a growth component; SB351 would have doubled its weight for the lowest-scoring pupils.</w:t>
+        <w:t xml:space="preserve"> Two ways to judge schools: how much pupils improve over a year (growth) versus how many clear a fixed bar (proficiency). Nevada's ratings already include a growth component; the failed bills changed its weight.</w:t>
       </w:r>
     </w:p>
     <w:p>
@@ -664,7 +320,7 @@
           <w:color w:val="444444"/>
           <w:sz w:val="20"/>
         </w:rPr>
-        <w:t xml:space="preserve"> Letting pupils advance by demonstrating mastery rather than by hours spent in a seat (SB403, 2025).</w:t>
+        <w:t xml:space="preserve"> Letting pupils advance by demonstrating mastery rather than by hours spent in a seat.</w:t>
       </w:r>
     </w:p>
     <w:p>
@@ -690,7 +346,7 @@
           <w:color w:val="444444"/>
           <w:sz w:val="20"/>
         </w:rPr>
-        <w:t xml:space="preserve"> Tracking skills like self-management and relationships alongside academics (SB313, SB314).</w:t>
+        <w:t xml:space="preserve"> Tracking skills like self-management and relationships alongside academics.</w:t>
       </w:r>
     </w:p>
     <w:p>
@@ -716,7 +372,7 @@
           <w:color w:val="444444"/>
           <w:sz w:val="20"/>
         </w:rPr>
-        <w:t xml:space="preserve"> The statewide exams once required to finish certain high-school courses; ended in 2023 (SB9).</w:t>
+        <w:t xml:space="preserve"> The statewide exams once required to finish certain high-school courses; ended in 2023.</w:t>
       </w:r>
     </w:p>
     <w:p>
@@ -742,7 +398,7 @@
           <w:color w:val="444444"/>
           <w:sz w:val="20"/>
         </w:rPr>
-        <w:t xml:space="preserve"> The State Public Charter School Authority, which oversees charter schools and is covered by AB517's recurring audits.</w:t>
+        <w:t xml:space="preserve"> The State Public Charter School Authority, which oversees charter schools and is covered by the new recurring audits.</w:t>
       </w:r>
     </w:p>
     <w:p>
@@ -794,7 +450,7 @@
           <w:color w:val="444444"/>
           <w:sz w:val="20"/>
         </w:rPr>
-        <w:t xml:space="preserve"> The financial reviews of districts by outside consultants that existing law already requires every six years.</w:t>
+        <w:t xml:space="preserve"> The financial reviews of districts by outside consultants that existing law already requires.</w:t>
       </w:r>
     </w:p>
     <w:p>
@@ -820,7 +476,7 @@
           <w:color w:val="444444"/>
           <w:sz w:val="20"/>
         </w:rPr>
-        <w:t xml:space="preserve"> The new statewide accountability board created by SB460 (2025).</w:t>
+        <w:t xml:space="preserve"> The new statewide accountability board created in 2025.</w:t>
       </w:r>
     </w:p>
     <w:p>
@@ -846,7 +502,7 @@
           <w:color w:val="444444"/>
           <w:sz w:val="20"/>
         </w:rPr>
-        <w:t xml:space="preserve"> School-board members appointed rather than elected, seated without a vote — AB175 (2023) added four to the Clark County board; the 2025 bill giving them full voting rights and term limits died in Senate Education.</w:t>
+        <w:t xml:space="preserve"> School-board members appointed rather than elected, seated without a vote — four now sit on the Clark County board.</w:t>
       </w:r>
     </w:p>
     <w:p>
@@ -898,7 +554,7 @@
           <w:color w:val="444444"/>
           <w:sz w:val="20"/>
         </w:rPr>
-        <w:t xml:space="preserve"> Contract negotiation between a district and its employee unions; AB155 (2025), adding class size to bargaining, was vetoed.</w:t>
+        <w:t xml:space="preserve"> Contract negotiation between a district and its employee unions.</w:t>
       </w:r>
     </w:p>
     <w:p>
@@ -924,7 +580,7 @@
           <w:color w:val="444444"/>
           <w:sz w:val="20"/>
         </w:rPr>
-        <w:t xml:space="preserve"> Teaching jobs districts struggle to staff — special education, rural posts — now eligible for extra pay (AB398, 2025).</w:t>
+        <w:t xml:space="preserve"> Teaching jobs districts struggle to staff — special education, rural posts — now eligible for extra pay.</w:t>
       </w:r>
     </w:p>
     <w:p>
@@ -950,7 +606,7 @@
           <w:color w:val="444444"/>
           <w:sz w:val="20"/>
         </w:rPr>
-        <w:t xml:space="preserve"> Letting a licensed out-of-state teacher start work for a year while Nevada licensure paperwork finishes (AB49, 2025).</w:t>
+        <w:t xml:space="preserve"> Letting a licensed out-of-state teacher start work for a year while Nevada licensure paperwork finishes.</w:t>
       </w:r>
     </w:p>
     <w:p>
@@ -976,7 +632,7 @@
           <w:color w:val="444444"/>
           <w:sz w:val="20"/>
         </w:rPr>
-        <w:t xml:space="preserve"> The multi-state agreement honoring other states' teacher licenses (SB442, 2023).</w:t>
+        <w:t xml:space="preserve"> The multi-state agreement honoring other states' teacher licenses.</w:t>
       </w:r>
     </w:p>
     <w:p>
@@ -1002,7 +658,7 @@
           <w:color w:val="444444"/>
           <w:sz w:val="20"/>
         </w:rPr>
-        <w:t xml:space="preserve"> Paid routes into the profession for aspiring teachers (AB515, AB428, 2023).</w:t>
+        <w:t xml:space="preserve"> Paid routes into the profession for aspiring teachers.</w:t>
       </w:r>
     </w:p>
     <w:p>
@@ -1028,7 +684,7 @@
           <w:color w:val="444444"/>
           <w:sz w:val="20"/>
         </w:rPr>
-        <w:t xml:space="preserve"> A reading-instruction method that has pupils guess words from context and pictures rather than sounding them out; the 2023 ban (AB187) died in committee.</w:t>
+        <w:t xml:space="preserve"> A reading-instruction method that has pupils guess words from context and pictures rather than sounding them out.</w:t>
       </w:r>
     </w:p>
     <w:p>
@@ -1054,7 +710,7 @@
           <w:color w:val="444444"/>
           <w:sz w:val="20"/>
         </w:rPr>
-        <w:t xml:space="preserve"> Letting a pupil attend a school outside the attendance zone assigned to their address, with transportation grants (AB533, 2025).</w:t>
+        <w:t xml:space="preserve"> Letting a pupil attend a school outside the attendance zone assigned to their address, with transportation grants.</w:t>
       </w:r>
     </w:p>
     <w:p>
@@ -1106,7 +762,7 @@
           <w:color w:val="444444"/>
           <w:sz w:val="20"/>
         </w:rPr>
-        <w:t xml:space="preserve"> The state's dedicated educational-technology commission, abolished in 2023 (SB214).</w:t>
+        <w:t xml:space="preserve"> The state's dedicated educational-technology commission, abolished in 2023.</w:t>
       </w:r>
     </w:p>
     <w:p>
@@ -1242,7 +898,7 @@
           <w:color w:val="444444"/>
           <w:sz w:val="20"/>
         </w:rPr>
-        <w:t xml:space="preserve"> The federal laws protecting pupil records (Family Educational Rights and Privacy Act) and children's online data (Children's Online Privacy Protection Act) — the ground Nevada's pupil-data disclosure law built on.</w:t>
+        <w:t xml:space="preserve"> The federal laws protecting pupil records and children's online data — the ground Nevada's pupil-data disclosure law built on.</w:t>
       </w:r>
     </w:p>
     <w:p>
@@ -1352,7 +1008,7 @@
           <w:color w:val="444444"/>
           <w:sz w:val="20"/>
         </w:rPr>
-        <w:t xml:space="preserve"> Assembly Bill / Senate Bill — the chamber a bill started in, plus its number. Numbering restarts every session, so a number can repeat across years.</w:t>
+        <w:t xml:space="preserve"> Assembly Bill / Senate Bill — the chamber a bill started in, plus its number. Numbering restarts every session, so the same number in different years is a different bill.</w:t>
       </w:r>
     </w:p>
     <w:p>
@@ -1430,7 +1086,7 @@
           <w:color w:val="444444"/>
           <w:sz w:val="20"/>
         </w:rPr>
-        <w:t xml:space="preserve"> Artificial intelligence — software that mimics human judgment; barred from school counselors' duties by AB406 (2025).</w:t>
+        <w:t xml:space="preserve"> Artificial intelligence — software that mimics human judgment; barred from school counselors' duties in 2025.</w:t>
       </w:r>
     </w:p>
     <w:p>

--- a/briefs/nevada/k-12_educational_outcomes/citizen-v3/glossary.docx
+++ b/briefs/nevada/k-12_educational_outcomes/citizen-v3/glossary.docx
@@ -54,7 +54,1223 @@
           <w:color w:val="444444"/>
           <w:sz w:val="20"/>
         </w:rPr>
-        <w:t>Plain-language definitions for the terms and acronyms in "K-12 Educational Outcomes in Nevada" (citizen brief v3.0). Lawmaking-process terms are in the shared companion, "How Nevada Lawmaking Works."</w:t>
+        <w:t>Plain-language definitions of the terms and acronyms in "K-12 Educational Outcomes in Nevada" (citizen brief v3.0), followed by the legislative process guide shared by all four briefs.</w:t>
+      </w:r>
+    </w:p>
+    <w:p>
+      <w:pPr>
+        <w:sectPr>
+          <w:pgSz w:w="12240" w:h="15840"/>
+          <w:pgMar w:top="864" w:right="864" w:bottom="864" w:left="864" w:header="720" w:footer="720" w:gutter="0"/>
+          <w:cols w:space="720"/>
+          <w:docGrid w:linePitch="360"/>
+        </w:sectPr>
+      </w:pPr>
+    </w:p>
+    <w:p>
+      <w:pPr>
+        <w:widowControl/>
+        <w:spacing w:before="100" w:after="40" w:lineRule="auto" w:line="254"/>
+      </w:pPr>
+      <w:r>
+        <w:rPr>
+          <w:rFonts w:ascii="Arial" w:hAnsi="Arial" w:cs="Arial" w:eastAsia="Arial"/>
+          <w:b/>
+          <w:color w:val="C0392B"/>
+          <w:sz w:val="25"/>
+          <w:spacing w:val="20"/>
+        </w:rPr>
+        <w:t>GLOSSARY</w:t>
+      </w:r>
+    </w:p>
+    <w:p>
+      <w:pPr>
+        <w:widowControl/>
+        <w:spacing w:before="0" w:after="60" w:lineRule="auto" w:line="252"/>
+        <w:ind w:left="200"/>
+      </w:pPr>
+      <w:r>
+        <w:rPr>
+          <w:rFonts w:ascii="Arial" w:hAnsi="Arial" w:cs="Arial" w:eastAsia="Arial"/>
+          <w:b w:val="0"/>
+          <w:color w:val="C0392B"/>
+          <w:sz w:val="20"/>
+        </w:rPr>
+        <w:t xml:space="preserve">▪  </w:t>
+      </w:r>
+      <w:r>
+        <w:rPr>
+          <w:rFonts w:ascii="Arial" w:hAnsi="Arial" w:cs="Arial" w:eastAsia="Arial"/>
+          <w:b/>
+          <w:color w:val="1A2D4F"/>
+          <w:sz w:val="20"/>
+        </w:rPr>
+        <w:t>AI:</w:t>
+      </w:r>
+      <w:r>
+        <w:rPr>
+          <w:rFonts w:ascii="Arial" w:hAnsi="Arial" w:cs="Arial" w:eastAsia="Arial"/>
+          <w:b w:val="0"/>
+          <w:color w:val="444444"/>
+          <w:sz w:val="20"/>
+        </w:rPr>
+        <w:t xml:space="preserve"> Artificial intelligence — software that mimics human judgment; barred from school counselors' duties in 2025.</w:t>
+      </w:r>
+    </w:p>
+    <w:p>
+      <w:pPr>
+        <w:widowControl/>
+        <w:spacing w:before="0" w:after="60" w:lineRule="auto" w:line="252"/>
+        <w:ind w:left="200"/>
+      </w:pPr>
+      <w:r>
+        <w:rPr>
+          <w:rFonts w:ascii="Arial" w:hAnsi="Arial" w:cs="Arial" w:eastAsia="Arial"/>
+          <w:b w:val="0"/>
+          <w:color w:val="C0392B"/>
+          <w:sz w:val="20"/>
+        </w:rPr>
+        <w:t xml:space="preserve">▪  </w:t>
+      </w:r>
+      <w:r>
+        <w:rPr>
+          <w:rFonts w:ascii="Arial" w:hAnsi="Arial" w:cs="Arial" w:eastAsia="Arial"/>
+          <w:b/>
+          <w:color w:val="1A2D4F"/>
+          <w:sz w:val="20"/>
+        </w:rPr>
+        <w:t>Appointed nonvoting trustees:</w:t>
+      </w:r>
+      <w:r>
+        <w:rPr>
+          <w:rFonts w:ascii="Arial" w:hAnsi="Arial" w:cs="Arial" w:eastAsia="Arial"/>
+          <w:b w:val="0"/>
+          <w:color w:val="444444"/>
+          <w:sz w:val="20"/>
+        </w:rPr>
+        <w:t xml:space="preserve"> School-board members appointed rather than elected, seated without a vote — four now sit on the Clark County board.</w:t>
+      </w:r>
+    </w:p>
+    <w:p>
+      <w:pPr>
+        <w:widowControl/>
+        <w:spacing w:before="0" w:after="60" w:lineRule="auto" w:line="252"/>
+        <w:ind w:left="200"/>
+      </w:pPr>
+      <w:r>
+        <w:rPr>
+          <w:rFonts w:ascii="Arial" w:hAnsi="Arial" w:cs="Arial" w:eastAsia="Arial"/>
+          <w:b w:val="0"/>
+          <w:color w:val="C0392B"/>
+          <w:sz w:val="20"/>
+        </w:rPr>
+        <w:t xml:space="preserve">▪  </w:t>
+      </w:r>
+      <w:r>
+        <w:rPr>
+          <w:rFonts w:ascii="Arial" w:hAnsi="Arial" w:cs="Arial" w:eastAsia="Arial"/>
+          <w:b/>
+          <w:color w:val="1A2D4F"/>
+          <w:sz w:val="20"/>
+        </w:rPr>
+        <w:t>Charter authority:</w:t>
+      </w:r>
+      <w:r>
+        <w:rPr>
+          <w:rFonts w:ascii="Arial" w:hAnsi="Arial" w:cs="Arial" w:eastAsia="Arial"/>
+          <w:b w:val="0"/>
+          <w:color w:val="444444"/>
+          <w:sz w:val="20"/>
+        </w:rPr>
+        <w:t xml:space="preserve"> The State Public Charter School Authority, which oversees charter schools and is covered by the new recurring audits.</w:t>
+      </w:r>
+    </w:p>
+    <w:p>
+      <w:pPr>
+        <w:widowControl/>
+        <w:spacing w:before="0" w:after="60" w:lineRule="auto" w:line="252"/>
+        <w:ind w:left="200"/>
+      </w:pPr>
+      <w:r>
+        <w:rPr>
+          <w:rFonts w:ascii="Arial" w:hAnsi="Arial" w:cs="Arial" w:eastAsia="Arial"/>
+          <w:b w:val="0"/>
+          <w:color w:val="C0392B"/>
+          <w:sz w:val="20"/>
+        </w:rPr>
+        <w:t xml:space="preserve">▪  </w:t>
+      </w:r>
+      <w:r>
+        <w:rPr>
+          <w:rFonts w:ascii="Arial" w:hAnsi="Arial" w:cs="Arial" w:eastAsia="Arial"/>
+          <w:b/>
+          <w:color w:val="1A2D4F"/>
+          <w:sz w:val="20"/>
+        </w:rPr>
+        <w:t>Collective bargaining:</w:t>
+      </w:r>
+      <w:r>
+        <w:rPr>
+          <w:rFonts w:ascii="Arial" w:hAnsi="Arial" w:cs="Arial" w:eastAsia="Arial"/>
+          <w:b w:val="0"/>
+          <w:color w:val="444444"/>
+          <w:sz w:val="20"/>
+        </w:rPr>
+        <w:t xml:space="preserve"> Contract negotiation between a district and its employee unions.</w:t>
+      </w:r>
+    </w:p>
+    <w:p>
+      <w:pPr>
+        <w:widowControl/>
+        <w:spacing w:before="0" w:after="60" w:lineRule="auto" w:line="252"/>
+        <w:ind w:left="200"/>
+      </w:pPr>
+      <w:r>
+        <w:rPr>
+          <w:rFonts w:ascii="Arial" w:hAnsi="Arial" w:cs="Arial" w:eastAsia="Arial"/>
+          <w:b w:val="0"/>
+          <w:color w:val="C0392B"/>
+          <w:sz w:val="20"/>
+        </w:rPr>
+        <w:t xml:space="preserve">▪  </w:t>
+      </w:r>
+      <w:r>
+        <w:rPr>
+          <w:rFonts w:ascii="Arial" w:hAnsi="Arial" w:cs="Arial" w:eastAsia="Arial"/>
+          <w:b/>
+          <w:color w:val="1A2D4F"/>
+          <w:sz w:val="20"/>
+        </w:rPr>
+        <w:t>Commission on School Funding:</w:t>
+      </w:r>
+      <w:r>
+        <w:rPr>
+          <w:rFonts w:ascii="Arial" w:hAnsi="Arial" w:cs="Arial" w:eastAsia="Arial"/>
+          <w:b w:val="0"/>
+          <w:color w:val="444444"/>
+          <w:sz w:val="20"/>
+        </w:rPr>
+        <w:t xml:space="preserve"> The statutory body charged with calculating what fully funding Nevada schools would take.</w:t>
+      </w:r>
+    </w:p>
+    <w:p>
+      <w:pPr>
+        <w:widowControl/>
+        <w:spacing w:before="0" w:after="60" w:lineRule="auto" w:line="252"/>
+        <w:ind w:left="200"/>
+      </w:pPr>
+      <w:r>
+        <w:rPr>
+          <w:rFonts w:ascii="Arial" w:hAnsi="Arial" w:cs="Arial" w:eastAsia="Arial"/>
+          <w:b w:val="0"/>
+          <w:color w:val="C0392B"/>
+          <w:sz w:val="20"/>
+        </w:rPr>
+        <w:t xml:space="preserve">▪  </w:t>
+      </w:r>
+      <w:r>
+        <w:rPr>
+          <w:rFonts w:ascii="Arial" w:hAnsi="Arial" w:cs="Arial" w:eastAsia="Arial"/>
+          <w:b/>
+          <w:color w:val="1A2D4F"/>
+          <w:sz w:val="20"/>
+        </w:rPr>
+        <w:t>Competency-based education:</w:t>
+      </w:r>
+      <w:r>
+        <w:rPr>
+          <w:rFonts w:ascii="Arial" w:hAnsi="Arial" w:cs="Arial" w:eastAsia="Arial"/>
+          <w:b w:val="0"/>
+          <w:color w:val="444444"/>
+          <w:sz w:val="20"/>
+        </w:rPr>
+        <w:t xml:space="preserve"> Letting pupils advance by demonstrating mastery rather than by hours spent in a seat.</w:t>
+      </w:r>
+    </w:p>
+    <w:p>
+      <w:pPr>
+        <w:widowControl/>
+        <w:spacing w:before="0" w:after="60" w:lineRule="auto" w:line="252"/>
+        <w:ind w:left="200"/>
+      </w:pPr>
+      <w:r>
+        <w:rPr>
+          <w:rFonts w:ascii="Arial" w:hAnsi="Arial" w:cs="Arial" w:eastAsia="Arial"/>
+          <w:b w:val="0"/>
+          <w:color w:val="C0392B"/>
+          <w:sz w:val="20"/>
+        </w:rPr>
+        <w:t xml:space="preserve">▪  </w:t>
+      </w:r>
+      <w:r>
+        <w:rPr>
+          <w:rFonts w:ascii="Arial" w:hAnsi="Arial" w:cs="Arial" w:eastAsia="Arial"/>
+          <w:b/>
+          <w:color w:val="1A2D4F"/>
+          <w:sz w:val="20"/>
+        </w:rPr>
+        <w:t>Cross-zone transfers:</w:t>
+      </w:r>
+      <w:r>
+        <w:rPr>
+          <w:rFonts w:ascii="Arial" w:hAnsi="Arial" w:cs="Arial" w:eastAsia="Arial"/>
+          <w:b w:val="0"/>
+          <w:color w:val="444444"/>
+          <w:sz w:val="20"/>
+        </w:rPr>
+        <w:t xml:space="preserve"> Letting a pupil attend a school outside the attendance zone assigned to their address, with transportation grants.</w:t>
+      </w:r>
+    </w:p>
+    <w:p>
+      <w:pPr>
+        <w:widowControl/>
+        <w:spacing w:before="0" w:after="60" w:lineRule="auto" w:line="252"/>
+        <w:ind w:left="200"/>
+      </w:pPr>
+      <w:r>
+        <w:rPr>
+          <w:rFonts w:ascii="Arial" w:hAnsi="Arial" w:cs="Arial" w:eastAsia="Arial"/>
+          <w:b w:val="0"/>
+          <w:color w:val="C0392B"/>
+          <w:sz w:val="20"/>
+        </w:rPr>
+        <w:t xml:space="preserve">▪  </w:t>
+      </w:r>
+      <w:r>
+        <w:rPr>
+          <w:rFonts w:ascii="Arial" w:hAnsi="Arial" w:cs="Arial" w:eastAsia="Arial"/>
+          <w:b/>
+          <w:color w:val="1A2D4F"/>
+          <w:sz w:val="20"/>
+        </w:rPr>
+        <w:t>Ed-tech commission:</w:t>
+      </w:r>
+      <w:r>
+        <w:rPr>
+          <w:rFonts w:ascii="Arial" w:hAnsi="Arial" w:cs="Arial" w:eastAsia="Arial"/>
+          <w:b w:val="0"/>
+          <w:color w:val="444444"/>
+          <w:sz w:val="20"/>
+        </w:rPr>
+        <w:t xml:space="preserve"> The state's dedicated educational-technology commission, abolished in 2023.</w:t>
+      </w:r>
+    </w:p>
+    <w:p>
+      <w:pPr>
+        <w:widowControl/>
+        <w:spacing w:before="0" w:after="60" w:lineRule="auto" w:line="252"/>
+        <w:ind w:left="200"/>
+      </w:pPr>
+      <w:r>
+        <w:rPr>
+          <w:rFonts w:ascii="Arial" w:hAnsi="Arial" w:cs="Arial" w:eastAsia="Arial"/>
+          <w:b w:val="0"/>
+          <w:color w:val="C0392B"/>
+          <w:sz w:val="20"/>
+        </w:rPr>
+        <w:t xml:space="preserve">▪  </w:t>
+      </w:r>
+      <w:r>
+        <w:rPr>
+          <w:rFonts w:ascii="Arial" w:hAnsi="Arial" w:cs="Arial" w:eastAsia="Arial"/>
+          <w:b/>
+          <w:color w:val="1A2D4F"/>
+          <w:sz w:val="20"/>
+        </w:rPr>
+        <w:t>End-of-course finals:</w:t>
+      </w:r>
+      <w:r>
+        <w:rPr>
+          <w:rFonts w:ascii="Arial" w:hAnsi="Arial" w:cs="Arial" w:eastAsia="Arial"/>
+          <w:b w:val="0"/>
+          <w:color w:val="444444"/>
+          <w:sz w:val="20"/>
+        </w:rPr>
+        <w:t xml:space="preserve"> The statewide exams once required to finish certain high-school courses; ended in 2023.</w:t>
+      </w:r>
+    </w:p>
+    <w:p>
+      <w:pPr>
+        <w:widowControl/>
+        <w:spacing w:before="0" w:after="60" w:lineRule="auto" w:line="252"/>
+        <w:ind w:left="200"/>
+      </w:pPr>
+      <w:r>
+        <w:rPr>
+          <w:rFonts w:ascii="Arial" w:hAnsi="Arial" w:cs="Arial" w:eastAsia="Arial"/>
+          <w:b w:val="0"/>
+          <w:color w:val="C0392B"/>
+          <w:sz w:val="20"/>
+        </w:rPr>
+        <w:t xml:space="preserve">▪  </w:t>
+      </w:r>
+      <w:r>
+        <w:rPr>
+          <w:rFonts w:ascii="Arial" w:hAnsi="Arial" w:cs="Arial" w:eastAsia="Arial"/>
+          <w:b/>
+          <w:color w:val="1A2D4F"/>
+          <w:sz w:val="20"/>
+        </w:rPr>
+        <w:t>Every Student Succeeds Act (ESSA):</w:t>
+      </w:r>
+      <w:r>
+        <w:rPr>
+          <w:rFonts w:ascii="Arial" w:hAnsi="Arial" w:cs="Arial" w:eastAsia="Arial"/>
+          <w:b w:val="0"/>
+          <w:color w:val="444444"/>
+          <w:sz w:val="20"/>
+        </w:rPr>
+        <w:t xml:space="preserve"> The federal education law requiring annual statewide testing in grades 3–8 and once in high school. Dropping Nevada's statewide test would collide with it — but it allows growth-based accountability.</w:t>
+      </w:r>
+    </w:p>
+    <w:p>
+      <w:pPr>
+        <w:widowControl/>
+        <w:spacing w:before="0" w:after="60" w:lineRule="auto" w:line="252"/>
+        <w:ind w:left="200"/>
+      </w:pPr>
+      <w:r>
+        <w:rPr>
+          <w:rFonts w:ascii="Arial" w:hAnsi="Arial" w:cs="Arial" w:eastAsia="Arial"/>
+          <w:b w:val="0"/>
+          <w:color w:val="C0392B"/>
+          <w:sz w:val="20"/>
+        </w:rPr>
+        <w:t xml:space="preserve">▪  </w:t>
+      </w:r>
+      <w:r>
+        <w:rPr>
+          <w:rFonts w:ascii="Arial" w:hAnsi="Arial" w:cs="Arial" w:eastAsia="Arial"/>
+          <w:b/>
+          <w:color w:val="1A2D4F"/>
+          <w:sz w:val="20"/>
+        </w:rPr>
+        <w:t>Federal single audit:</w:t>
+      </w:r>
+      <w:r>
+        <w:rPr>
+          <w:rFonts w:ascii="Arial" w:hAnsi="Arial" w:cs="Arial" w:eastAsia="Arial"/>
+          <w:b w:val="0"/>
+          <w:color w:val="444444"/>
+          <w:sz w:val="20"/>
+        </w:rPr>
+        <w:t xml:space="preserve"> The annual independent audit required of any district spending significant federal money.</w:t>
+      </w:r>
+    </w:p>
+    <w:p>
+      <w:pPr>
+        <w:widowControl/>
+        <w:spacing w:before="0" w:after="60" w:lineRule="auto" w:line="252"/>
+        <w:ind w:left="200"/>
+      </w:pPr>
+      <w:r>
+        <w:rPr>
+          <w:rFonts w:ascii="Arial" w:hAnsi="Arial" w:cs="Arial" w:eastAsia="Arial"/>
+          <w:b w:val="0"/>
+          <w:color w:val="C0392B"/>
+          <w:sz w:val="20"/>
+        </w:rPr>
+        <w:t xml:space="preserve">▪  </w:t>
+      </w:r>
+      <w:r>
+        <w:rPr>
+          <w:rFonts w:ascii="Arial" w:hAnsi="Arial" w:cs="Arial" w:eastAsia="Arial"/>
+          <w:b/>
+          <w:color w:val="1A2D4F"/>
+          <w:sz w:val="20"/>
+        </w:rPr>
+        <w:t>Federal teacher loan forgiveness:</w:t>
+      </w:r>
+      <w:r>
+        <w:rPr>
+          <w:rFonts w:ascii="Arial" w:hAnsi="Arial" w:cs="Arial" w:eastAsia="Arial"/>
+          <w:b w:val="0"/>
+          <w:color w:val="444444"/>
+          <w:sz w:val="20"/>
+        </w:rPr>
+        <w:t xml:space="preserve"> Existing federal programs that cancel student debt for teachers who serve qualifying schools.</w:t>
+      </w:r>
+    </w:p>
+    <w:p>
+      <w:pPr>
+        <w:widowControl/>
+        <w:spacing w:before="0" w:after="60" w:lineRule="auto" w:line="252"/>
+        <w:ind w:left="200"/>
+      </w:pPr>
+      <w:r>
+        <w:rPr>
+          <w:rFonts w:ascii="Arial" w:hAnsi="Arial" w:cs="Arial" w:eastAsia="Arial"/>
+          <w:b w:val="0"/>
+          <w:color w:val="C0392B"/>
+          <w:sz w:val="20"/>
+        </w:rPr>
+        <w:t xml:space="preserve">▪  </w:t>
+      </w:r>
+      <w:r>
+        <w:rPr>
+          <w:rFonts w:ascii="Arial" w:hAnsi="Arial" w:cs="Arial" w:eastAsia="Arial"/>
+          <w:b/>
+          <w:color w:val="1A2D4F"/>
+          <w:sz w:val="20"/>
+        </w:rPr>
+        <w:t>FERPA / COPPA:</w:t>
+      </w:r>
+      <w:r>
+        <w:rPr>
+          <w:rFonts w:ascii="Arial" w:hAnsi="Arial" w:cs="Arial" w:eastAsia="Arial"/>
+          <w:b w:val="0"/>
+          <w:color w:val="444444"/>
+          <w:sz w:val="20"/>
+        </w:rPr>
+        <w:t xml:space="preserve"> The federal laws protecting pupil records (Family Educational Rights and Privacy Act) and children's online data (Children's Online Privacy Protection Act) — the ground Nevada's pupil-data disclosure law built on.</w:t>
+      </w:r>
+    </w:p>
+    <w:p>
+      <w:pPr>
+        <w:widowControl/>
+        <w:spacing w:before="0" w:after="60" w:lineRule="auto" w:line="252"/>
+        <w:ind w:left="200"/>
+      </w:pPr>
+      <w:r>
+        <w:rPr>
+          <w:rFonts w:ascii="Arial" w:hAnsi="Arial" w:cs="Arial" w:eastAsia="Arial"/>
+          <w:b w:val="0"/>
+          <w:color w:val="C0392B"/>
+          <w:sz w:val="20"/>
+        </w:rPr>
+        <w:t xml:space="preserve">▪  </w:t>
+      </w:r>
+      <w:r>
+        <w:rPr>
+          <w:rFonts w:ascii="Arial" w:hAnsi="Arial" w:cs="Arial" w:eastAsia="Arial"/>
+          <w:b/>
+          <w:color w:val="1A2D4F"/>
+          <w:sz w:val="20"/>
+        </w:rPr>
+        <w:t>Growth vs. proficiency:</w:t>
+      </w:r>
+      <w:r>
+        <w:rPr>
+          <w:rFonts w:ascii="Arial" w:hAnsi="Arial" w:cs="Arial" w:eastAsia="Arial"/>
+          <w:b w:val="0"/>
+          <w:color w:val="444444"/>
+          <w:sz w:val="20"/>
+        </w:rPr>
+        <w:t xml:space="preserve"> Two ways to judge schools: how much pupils improve over a year (growth) versus how many clear a fixed bar (proficiency). Nevada's ratings already include a growth component; the failed bills changed its weight.</w:t>
+      </w:r>
+    </w:p>
+    <w:p>
+      <w:pPr>
+        <w:widowControl/>
+        <w:spacing w:before="0" w:after="60" w:lineRule="auto" w:line="252"/>
+        <w:ind w:left="200"/>
+      </w:pPr>
+      <w:r>
+        <w:rPr>
+          <w:rFonts w:ascii="Arial" w:hAnsi="Arial" w:cs="Arial" w:eastAsia="Arial"/>
+          <w:b w:val="0"/>
+          <w:color w:val="C0392B"/>
+          <w:sz w:val="20"/>
+        </w:rPr>
+        <w:t xml:space="preserve">▪  </w:t>
+      </w:r>
+      <w:r>
+        <w:rPr>
+          <w:rFonts w:ascii="Arial" w:hAnsi="Arial" w:cs="Arial" w:eastAsia="Arial"/>
+          <w:b/>
+          <w:color w:val="1A2D4F"/>
+          <w:sz w:val="20"/>
+        </w:rPr>
+        <w:t>Hard-to-fill positions:</w:t>
+      </w:r>
+      <w:r>
+        <w:rPr>
+          <w:rFonts w:ascii="Arial" w:hAnsi="Arial" w:cs="Arial" w:eastAsia="Arial"/>
+          <w:b w:val="0"/>
+          <w:color w:val="444444"/>
+          <w:sz w:val="20"/>
+        </w:rPr>
+        <w:t xml:space="preserve"> Teaching jobs districts struggle to staff — special education, rural posts — now eligible for extra pay.</w:t>
+      </w:r>
+    </w:p>
+    <w:p>
+      <w:pPr>
+        <w:widowControl/>
+        <w:spacing w:before="0" w:after="60" w:lineRule="auto" w:line="252"/>
+        <w:ind w:left="200"/>
+      </w:pPr>
+      <w:r>
+        <w:rPr>
+          <w:rFonts w:ascii="Arial" w:hAnsi="Arial" w:cs="Arial" w:eastAsia="Arial"/>
+          <w:b w:val="0"/>
+          <w:color w:val="C0392B"/>
+          <w:sz w:val="20"/>
+        </w:rPr>
+        <w:t xml:space="preserve">▪  </w:t>
+      </w:r>
+      <w:r>
+        <w:rPr>
+          <w:rFonts w:ascii="Arial" w:hAnsi="Arial" w:cs="Arial" w:eastAsia="Arial"/>
+          <w:b/>
+          <w:color w:val="1A2D4F"/>
+          <w:sz w:val="20"/>
+        </w:rPr>
+        <w:t>Head Start:</w:t>
+      </w:r>
+      <w:r>
+        <w:rPr>
+          <w:rFonts w:ascii="Arial" w:hAnsi="Arial" w:cs="Arial" w:eastAsia="Arial"/>
+          <w:b w:val="0"/>
+          <w:color w:val="444444"/>
+          <w:sz w:val="20"/>
+        </w:rPr>
+        <w:t xml:space="preserve"> The federal pre-kindergarten program for low-income families. Universal federal pre-K has been proposed but never enacted.</w:t>
+      </w:r>
+    </w:p>
+    <w:p>
+      <w:pPr>
+        <w:widowControl/>
+        <w:spacing w:before="0" w:after="60" w:lineRule="auto" w:line="252"/>
+        <w:ind w:left="200"/>
+      </w:pPr>
+      <w:r>
+        <w:rPr>
+          <w:rFonts w:ascii="Arial" w:hAnsi="Arial" w:cs="Arial" w:eastAsia="Arial"/>
+          <w:b w:val="0"/>
+          <w:color w:val="C0392B"/>
+          <w:sz w:val="20"/>
+        </w:rPr>
+        <w:t xml:space="preserve">▪  </w:t>
+      </w:r>
+      <w:r>
+        <w:rPr>
+          <w:rFonts w:ascii="Arial" w:hAnsi="Arial" w:cs="Arial" w:eastAsia="Arial"/>
+          <w:b/>
+          <w:color w:val="1A2D4F"/>
+          <w:sz w:val="20"/>
+        </w:rPr>
+        <w:t>Inspector General (IG):</w:t>
+      </w:r>
+      <w:r>
+        <w:rPr>
+          <w:rFonts w:ascii="Arial" w:hAnsi="Arial" w:cs="Arial" w:eastAsia="Arial"/>
+          <w:b w:val="0"/>
+          <w:color w:val="444444"/>
+          <w:sz w:val="20"/>
+        </w:rPr>
+        <w:t xml:space="preserve"> An independent watchdog office with power to investigate an agency from outside — the never-heard design for auditing school spending.</w:t>
+      </w:r>
+    </w:p>
+    <w:p>
+      <w:pPr>
+        <w:widowControl/>
+        <w:spacing w:before="0" w:after="60" w:lineRule="auto" w:line="252"/>
+        <w:ind w:left="200"/>
+      </w:pPr>
+      <w:r>
+        <w:rPr>
+          <w:rFonts w:ascii="Arial" w:hAnsi="Arial" w:cs="Arial" w:eastAsia="Arial"/>
+          <w:b w:val="0"/>
+          <w:color w:val="C0392B"/>
+          <w:sz w:val="20"/>
+        </w:rPr>
+        <w:t xml:space="preserve">▪  </w:t>
+      </w:r>
+      <w:r>
+        <w:rPr>
+          <w:rFonts w:ascii="Arial" w:hAnsi="Arial" w:cs="Arial" w:eastAsia="Arial"/>
+          <w:b/>
+          <w:color w:val="1A2D4F"/>
+          <w:sz w:val="20"/>
+        </w:rPr>
+        <w:t>Interstate Teacher Mobility Compact:</w:t>
+      </w:r>
+      <w:r>
+        <w:rPr>
+          <w:rFonts w:ascii="Arial" w:hAnsi="Arial" w:cs="Arial" w:eastAsia="Arial"/>
+          <w:b w:val="0"/>
+          <w:color w:val="444444"/>
+          <w:sz w:val="20"/>
+        </w:rPr>
+        <w:t xml:space="preserve"> The multi-state agreement honoring other states' teacher licenses.</w:t>
+      </w:r>
+    </w:p>
+    <w:p>
+      <w:pPr>
+        <w:widowControl/>
+        <w:spacing w:before="0" w:after="60" w:lineRule="auto" w:line="252"/>
+        <w:ind w:left="200"/>
+      </w:pPr>
+      <w:r>
+        <w:rPr>
+          <w:rFonts w:ascii="Arial" w:hAnsi="Arial" w:cs="Arial" w:eastAsia="Arial"/>
+          <w:b w:val="0"/>
+          <w:color w:val="C0392B"/>
+          <w:sz w:val="20"/>
+        </w:rPr>
+        <w:t xml:space="preserve">▪  </w:t>
+      </w:r>
+      <w:r>
+        <w:rPr>
+          <w:rFonts w:ascii="Arial" w:hAnsi="Arial" w:cs="Arial" w:eastAsia="Arial"/>
+          <w:b/>
+          <w:color w:val="1A2D4F"/>
+          <w:sz w:val="20"/>
+        </w:rPr>
+        <w:t>K-12 / K-5:</w:t>
+      </w:r>
+      <w:r>
+        <w:rPr>
+          <w:rFonts w:ascii="Arial" w:hAnsi="Arial" w:cs="Arial" w:eastAsia="Arial"/>
+          <w:b w:val="0"/>
+          <w:color w:val="444444"/>
+          <w:sz w:val="20"/>
+        </w:rPr>
+        <w:t xml:space="preserve"> Kindergarten through grade 12 (all of public school) / kindergarten through grade 5 (elementary).</w:t>
+      </w:r>
+    </w:p>
+    <w:p>
+      <w:pPr>
+        <w:widowControl/>
+        <w:spacing w:before="0" w:after="60" w:lineRule="auto" w:line="252"/>
+        <w:ind w:left="200"/>
+      </w:pPr>
+      <w:r>
+        <w:rPr>
+          <w:rFonts w:ascii="Arial" w:hAnsi="Arial" w:cs="Arial" w:eastAsia="Arial"/>
+          <w:b w:val="0"/>
+          <w:color w:val="C0392B"/>
+          <w:sz w:val="20"/>
+        </w:rPr>
+        <w:t xml:space="preserve">▪  </w:t>
+      </w:r>
+      <w:r>
+        <w:rPr>
+          <w:rFonts w:ascii="Arial" w:hAnsi="Arial" w:cs="Arial" w:eastAsia="Arial"/>
+          <w:b/>
+          <w:color w:val="1A2D4F"/>
+          <w:sz w:val="20"/>
+        </w:rPr>
+        <w:t>Mining tax routed to education:</w:t>
+      </w:r>
+      <w:r>
+        <w:rPr>
+          <w:rFonts w:ascii="Arial" w:hAnsi="Arial" w:cs="Arial" w:eastAsia="Arial"/>
+          <w:b w:val="0"/>
+          <w:color w:val="444444"/>
+          <w:sz w:val="20"/>
+        </w:rPr>
+        <w:t xml:space="preserve"> The 2021 tax on gold and silver mining whose proceeds go to schools.</w:t>
+      </w:r>
+    </w:p>
+    <w:p>
+      <w:pPr>
+        <w:widowControl/>
+        <w:spacing w:before="0" w:after="60" w:lineRule="auto" w:line="252"/>
+        <w:ind w:left="200"/>
+      </w:pPr>
+      <w:r>
+        <w:rPr>
+          <w:rFonts w:ascii="Arial" w:hAnsi="Arial" w:cs="Arial" w:eastAsia="Arial"/>
+          <w:b w:val="0"/>
+          <w:color w:val="C0392B"/>
+          <w:sz w:val="20"/>
+        </w:rPr>
+        <w:t xml:space="preserve">▪  </w:t>
+      </w:r>
+      <w:r>
+        <w:rPr>
+          <w:rFonts w:ascii="Arial" w:hAnsi="Arial" w:cs="Arial" w:eastAsia="Arial"/>
+          <w:b/>
+          <w:color w:val="1A2D4F"/>
+          <w:sz w:val="20"/>
+        </w:rPr>
+        <w:t>PE:</w:t>
+      </w:r>
+      <w:r>
+        <w:rPr>
+          <w:rFonts w:ascii="Arial" w:hAnsi="Arial" w:cs="Arial" w:eastAsia="Arial"/>
+          <w:b w:val="0"/>
+          <w:color w:val="444444"/>
+          <w:sz w:val="20"/>
+        </w:rPr>
+        <w:t xml:space="preserve"> Physical education.</w:t>
+      </w:r>
+    </w:p>
+    <w:p>
+      <w:pPr>
+        <w:widowControl/>
+        <w:spacing w:before="0" w:after="60" w:lineRule="auto" w:line="252"/>
+        <w:ind w:left="200"/>
+      </w:pPr>
+      <w:r>
+        <w:rPr>
+          <w:rFonts w:ascii="Arial" w:hAnsi="Arial" w:cs="Arial" w:eastAsia="Arial"/>
+          <w:b w:val="0"/>
+          <w:color w:val="C0392B"/>
+          <w:sz w:val="20"/>
+        </w:rPr>
+        <w:t xml:space="preserve">▪  </w:t>
+      </w:r>
+      <w:r>
+        <w:rPr>
+          <w:rFonts w:ascii="Arial" w:hAnsi="Arial" w:cs="Arial" w:eastAsia="Arial"/>
+          <w:b/>
+          <w:color w:val="1A2D4F"/>
+          <w:sz w:val="20"/>
+        </w:rPr>
+        <w:t>Provisional hiring:</w:t>
+      </w:r>
+      <w:r>
+        <w:rPr>
+          <w:rFonts w:ascii="Arial" w:hAnsi="Arial" w:cs="Arial" w:eastAsia="Arial"/>
+          <w:b w:val="0"/>
+          <w:color w:val="444444"/>
+          <w:sz w:val="20"/>
+        </w:rPr>
+        <w:t xml:space="preserve"> Letting a licensed out-of-state teacher start work for a year while Nevada licensure paperwork finishes.</w:t>
+      </w:r>
+    </w:p>
+    <w:p>
+      <w:pPr>
+        <w:widowControl/>
+        <w:spacing w:before="0" w:after="60" w:lineRule="auto" w:line="252"/>
+        <w:ind w:left="200"/>
+      </w:pPr>
+      <w:r>
+        <w:rPr>
+          <w:rFonts w:ascii="Arial" w:hAnsi="Arial" w:cs="Arial" w:eastAsia="Arial"/>
+          <w:b w:val="0"/>
+          <w:color w:val="C0392B"/>
+          <w:sz w:val="20"/>
+        </w:rPr>
+        <w:t xml:space="preserve">▪  </w:t>
+      </w:r>
+      <w:r>
+        <w:rPr>
+          <w:rFonts w:ascii="Arial" w:hAnsi="Arial" w:cs="Arial" w:eastAsia="Arial"/>
+          <w:b/>
+          <w:color w:val="1A2D4F"/>
+          <w:sz w:val="20"/>
+        </w:rPr>
+        <w:t>Public Education Oversight Board:</w:t>
+      </w:r>
+      <w:r>
+        <w:rPr>
+          <w:rFonts w:ascii="Arial" w:hAnsi="Arial" w:cs="Arial" w:eastAsia="Arial"/>
+          <w:b w:val="0"/>
+          <w:color w:val="444444"/>
+          <w:sz w:val="20"/>
+        </w:rPr>
+        <w:t xml:space="preserve"> The new statewide accountability board created in 2025.</w:t>
+      </w:r>
+    </w:p>
+    <w:p>
+      <w:pPr>
+        <w:widowControl/>
+        <w:spacing w:before="0" w:after="60" w:lineRule="auto" w:line="252"/>
+        <w:ind w:left="200"/>
+      </w:pPr>
+      <w:r>
+        <w:rPr>
+          <w:rFonts w:ascii="Arial" w:hAnsi="Arial" w:cs="Arial" w:eastAsia="Arial"/>
+          <w:b w:val="0"/>
+          <w:color w:val="C0392B"/>
+          <w:sz w:val="20"/>
+        </w:rPr>
+        <w:t xml:space="preserve">▪  </w:t>
+      </w:r>
+      <w:r>
+        <w:rPr>
+          <w:rFonts w:ascii="Arial" w:hAnsi="Arial" w:cs="Arial" w:eastAsia="Arial"/>
+          <w:b/>
+          <w:color w:val="1A2D4F"/>
+          <w:sz w:val="20"/>
+        </w:rPr>
+        <w:t>Pupil-Centered Funding Plan / Nevada Plan:</w:t>
+      </w:r>
+      <w:r>
+        <w:rPr>
+          <w:rFonts w:ascii="Arial" w:hAnsi="Arial" w:cs="Arial" w:eastAsia="Arial"/>
+          <w:b w:val="0"/>
+          <w:color w:val="444444"/>
+          <w:sz w:val="20"/>
+        </w:rPr>
+        <w:t xml:space="preserve"> Nevada's school funding formula since 2019, which attaches dollars to each pupil with weights for need — replacing the 1967-era Nevada Plan.</w:t>
+      </w:r>
+    </w:p>
+    <w:p>
+      <w:pPr>
+        <w:widowControl/>
+        <w:spacing w:before="0" w:after="60" w:lineRule="auto" w:line="252"/>
+        <w:ind w:left="200"/>
+      </w:pPr>
+      <w:r>
+        <w:rPr>
+          <w:rFonts w:ascii="Arial" w:hAnsi="Arial" w:cs="Arial" w:eastAsia="Arial"/>
+          <w:b w:val="0"/>
+          <w:color w:val="C0392B"/>
+          <w:sz w:val="20"/>
+        </w:rPr>
+        <w:t xml:space="preserve">▪  </w:t>
+      </w:r>
+      <w:r>
+        <w:rPr>
+          <w:rFonts w:ascii="Arial" w:hAnsi="Arial" w:cs="Arial" w:eastAsia="Arial"/>
+          <w:b/>
+          <w:color w:val="1A2D4F"/>
+          <w:sz w:val="20"/>
+        </w:rPr>
+        <w:t>Read by Grade 3:</w:t>
+      </w:r>
+      <w:r>
+        <w:rPr>
+          <w:rFonts w:ascii="Arial" w:hAnsi="Arial" w:cs="Arial" w:eastAsia="Arial"/>
+          <w:b w:val="0"/>
+          <w:color w:val="444444"/>
+          <w:sz w:val="20"/>
+        </w:rPr>
+        <w:t xml:space="preserve"> Nevada's early-literacy program: pupils are assessed through third grade, and those reading far behind get mandatory intensive help.</w:t>
+      </w:r>
+    </w:p>
+    <w:p>
+      <w:pPr>
+        <w:widowControl/>
+        <w:spacing w:before="0" w:after="60" w:lineRule="auto" w:line="252"/>
+        <w:ind w:left="200"/>
+      </w:pPr>
+      <w:r>
+        <w:rPr>
+          <w:rFonts w:ascii="Arial" w:hAnsi="Arial" w:cs="Arial" w:eastAsia="Arial"/>
+          <w:b w:val="0"/>
+          <w:color w:val="C0392B"/>
+          <w:sz w:val="20"/>
+        </w:rPr>
+        <w:t xml:space="preserve">▪  </w:t>
+      </w:r>
+      <w:r>
+        <w:rPr>
+          <w:rFonts w:ascii="Arial" w:hAnsi="Arial" w:cs="Arial" w:eastAsia="Arial"/>
+          <w:b/>
+          <w:color w:val="1A2D4F"/>
+          <w:sz w:val="20"/>
+        </w:rPr>
+        <w:t>Retention:</w:t>
+      </w:r>
+      <w:r>
+        <w:rPr>
+          <w:rFonts w:ascii="Arial" w:hAnsi="Arial" w:cs="Arial" w:eastAsia="Arial"/>
+          <w:b w:val="0"/>
+          <w:color w:val="444444"/>
+          <w:sz w:val="20"/>
+        </w:rPr>
+        <w:t xml:space="preserve"> Holding a pupil back to repeat a grade. Automatic third-grade retention was removed in 2019, and no bill has proposed restoring it.</w:t>
+      </w:r>
+    </w:p>
+    <w:p>
+      <w:pPr>
+        <w:widowControl/>
+        <w:spacing w:before="0" w:after="60" w:lineRule="auto" w:line="252"/>
+        <w:ind w:left="200"/>
+      </w:pPr>
+      <w:r>
+        <w:rPr>
+          <w:rFonts w:ascii="Arial" w:hAnsi="Arial" w:cs="Arial" w:eastAsia="Arial"/>
+          <w:b w:val="0"/>
+          <w:color w:val="C0392B"/>
+          <w:sz w:val="20"/>
+        </w:rPr>
+        <w:t xml:space="preserve">▪  </w:t>
+      </w:r>
+      <w:r>
+        <w:rPr>
+          <w:rFonts w:ascii="Arial" w:hAnsi="Arial" w:cs="Arial" w:eastAsia="Arial"/>
+          <w:b/>
+          <w:color w:val="1A2D4F"/>
+          <w:sz w:val="20"/>
+        </w:rPr>
+        <w:t>School star ratings:</w:t>
+      </w:r>
+      <w:r>
+        <w:rPr>
+          <w:rFonts w:ascii="Arial" w:hAnsi="Arial" w:cs="Arial" w:eastAsia="Arial"/>
+          <w:b w:val="0"/>
+          <w:color w:val="444444"/>
+          <w:sz w:val="20"/>
+        </w:rPr>
+        <w:t xml:space="preserve"> Nevada's one-to-five-star report card for each school, built from test results and other measures.</w:t>
+      </w:r>
+    </w:p>
+    <w:p>
+      <w:pPr>
+        <w:widowControl/>
+        <w:spacing w:before="0" w:after="60" w:lineRule="auto" w:line="252"/>
+        <w:ind w:left="200"/>
+      </w:pPr>
+      <w:r>
+        <w:rPr>
+          <w:rFonts w:ascii="Arial" w:hAnsi="Arial" w:cs="Arial" w:eastAsia="Arial"/>
+          <w:b w:val="0"/>
+          <w:color w:val="C0392B"/>
+          <w:sz w:val="20"/>
+        </w:rPr>
+        <w:t xml:space="preserve">▪  </w:t>
+      </w:r>
+      <w:r>
+        <w:rPr>
+          <w:rFonts w:ascii="Arial" w:hAnsi="Arial" w:cs="Arial" w:eastAsia="Arial"/>
+          <w:b/>
+          <w:color w:val="1A2D4F"/>
+          <w:sz w:val="20"/>
+        </w:rPr>
+        <w:t>Screen time:</w:t>
+      </w:r>
+      <w:r>
+        <w:rPr>
+          <w:rFonts w:ascii="Arial" w:hAnsi="Arial" w:cs="Arial" w:eastAsia="Arial"/>
+          <w:b w:val="0"/>
+          <w:color w:val="444444"/>
+          <w:sz w:val="20"/>
+        </w:rPr>
+        <w:t xml:space="preserve"> Pupils' time on classroom devices; no bill limits it in the early grades.</w:t>
+      </w:r>
+    </w:p>
+    <w:p>
+      <w:pPr>
+        <w:widowControl/>
+        <w:spacing w:before="0" w:after="60" w:lineRule="auto" w:line="252"/>
+        <w:ind w:left="200"/>
+      </w:pPr>
+      <w:r>
+        <w:rPr>
+          <w:rFonts w:ascii="Arial" w:hAnsi="Arial" w:cs="Arial" w:eastAsia="Arial"/>
+          <w:b w:val="0"/>
+          <w:color w:val="C0392B"/>
+          <w:sz w:val="20"/>
+        </w:rPr>
+        <w:t xml:space="preserve">▪  </w:t>
+      </w:r>
+      <w:r>
+        <w:rPr>
+          <w:rFonts w:ascii="Arial" w:hAnsi="Arial" w:cs="Arial" w:eastAsia="Arial"/>
+          <w:b/>
+          <w:color w:val="1A2D4F"/>
+          <w:sz w:val="20"/>
+        </w:rPr>
+        <w:t>Six-year outside-consultant reviews:</w:t>
+      </w:r>
+      <w:r>
+        <w:rPr>
+          <w:rFonts w:ascii="Arial" w:hAnsi="Arial" w:cs="Arial" w:eastAsia="Arial"/>
+          <w:b w:val="0"/>
+          <w:color w:val="444444"/>
+          <w:sz w:val="20"/>
+        </w:rPr>
+        <w:t xml:space="preserve"> The financial reviews of districts by outside consultants that existing law already requires.</w:t>
+      </w:r>
+    </w:p>
+    <w:p>
+      <w:pPr>
+        <w:widowControl/>
+        <w:spacing w:before="0" w:after="60" w:lineRule="auto" w:line="252"/>
+        <w:ind w:left="200"/>
+      </w:pPr>
+      <w:r>
+        <w:rPr>
+          <w:rFonts w:ascii="Arial" w:hAnsi="Arial" w:cs="Arial" w:eastAsia="Arial"/>
+          <w:b w:val="0"/>
+          <w:color w:val="C0392B"/>
+          <w:sz w:val="20"/>
+        </w:rPr>
+        <w:t xml:space="preserve">▪  </w:t>
+      </w:r>
+      <w:r>
+        <w:rPr>
+          <w:rFonts w:ascii="Arial" w:hAnsi="Arial" w:cs="Arial" w:eastAsia="Arial"/>
+          <w:b/>
+          <w:color w:val="1A2D4F"/>
+          <w:sz w:val="20"/>
+        </w:rPr>
+        <w:t>Social-emotional measurement:</w:t>
+      </w:r>
+      <w:r>
+        <w:rPr>
+          <w:rFonts w:ascii="Arial" w:hAnsi="Arial" w:cs="Arial" w:eastAsia="Arial"/>
+          <w:b w:val="0"/>
+          <w:color w:val="444444"/>
+          <w:sz w:val="20"/>
+        </w:rPr>
+        <w:t xml:space="preserve"> Tracking skills like self-management and relationships alongside academics.</w:t>
+      </w:r>
+    </w:p>
+    <w:p>
+      <w:pPr>
+        <w:widowControl/>
+        <w:spacing w:before="0" w:after="60" w:lineRule="auto" w:line="252"/>
+        <w:ind w:left="200"/>
+      </w:pPr>
+      <w:r>
+        <w:rPr>
+          <w:rFonts w:ascii="Arial" w:hAnsi="Arial" w:cs="Arial" w:eastAsia="Arial"/>
+          <w:b w:val="0"/>
+          <w:color w:val="C0392B"/>
+          <w:sz w:val="20"/>
+        </w:rPr>
+        <w:t xml:space="preserve">▪  </w:t>
+      </w:r>
+      <w:r>
+        <w:rPr>
+          <w:rFonts w:ascii="Arial" w:hAnsi="Arial" w:cs="Arial" w:eastAsia="Arial"/>
+          <w:b/>
+          <w:color w:val="1A2D4F"/>
+          <w:sz w:val="20"/>
+        </w:rPr>
+        <w:t>Statewide assessment:</w:t>
+      </w:r>
+      <w:r>
+        <w:rPr>
+          <w:rFonts w:ascii="Arial" w:hAnsi="Arial" w:cs="Arial" w:eastAsia="Arial"/>
+          <w:b w:val="0"/>
+          <w:color w:val="444444"/>
+          <w:sz w:val="20"/>
+        </w:rPr>
+        <w:t xml:space="preserve"> The standardized test every Nevada pupil takes — the anchor for school ratings and the Read by Grade 3 trigger.</w:t>
+      </w:r>
+    </w:p>
+    <w:p>
+      <w:pPr>
+        <w:widowControl/>
+        <w:spacing w:before="0" w:after="60" w:lineRule="auto" w:line="252"/>
+        <w:ind w:left="200"/>
+      </w:pPr>
+      <w:r>
+        <w:rPr>
+          <w:rFonts w:ascii="Arial" w:hAnsi="Arial" w:cs="Arial" w:eastAsia="Arial"/>
+          <w:b w:val="0"/>
+          <w:color w:val="C0392B"/>
+          <w:sz w:val="20"/>
+        </w:rPr>
+        <w:t xml:space="preserve">▪  </w:t>
+      </w:r>
+      <w:r>
+        <w:rPr>
+          <w:rFonts w:ascii="Arial" w:hAnsi="Arial" w:cs="Arial" w:eastAsia="Arial"/>
+          <w:b/>
+          <w:color w:val="1A2D4F"/>
+          <w:sz w:val="20"/>
+        </w:rPr>
+        <w:t>Superintendent:</w:t>
+      </w:r>
+      <w:r>
+        <w:rPr>
+          <w:rFonts w:ascii="Arial" w:hAnsi="Arial" w:cs="Arial" w:eastAsia="Arial"/>
+          <w:b w:val="0"/>
+          <w:color w:val="444444"/>
+          <w:sz w:val="20"/>
+        </w:rPr>
+        <w:t xml:space="preserve"> A district's chief executive, hired by the elected school board — which is why the $485,000 contracts have never been touched by a bill.</w:t>
+      </w:r>
+    </w:p>
+    <w:p>
+      <w:pPr>
+        <w:widowControl/>
+        <w:spacing w:before="0" w:after="60" w:lineRule="auto" w:line="252"/>
+        <w:ind w:left="200"/>
+      </w:pPr>
+      <w:r>
+        <w:rPr>
+          <w:rFonts w:ascii="Arial" w:hAnsi="Arial" w:cs="Arial" w:eastAsia="Arial"/>
+          <w:b w:val="0"/>
+          <w:color w:val="C0392B"/>
+          <w:sz w:val="20"/>
+        </w:rPr>
+        <w:t xml:space="preserve">▪  </w:t>
+      </w:r>
+      <w:r>
+        <w:rPr>
+          <w:rFonts w:ascii="Arial" w:hAnsi="Arial" w:cs="Arial" w:eastAsia="Arial"/>
+          <w:b/>
+          <w:color w:val="1A2D4F"/>
+          <w:sz w:val="20"/>
+        </w:rPr>
+        <w:t>Teaching-pathway grants:</w:t>
+      </w:r>
+      <w:r>
+        <w:rPr>
+          <w:rFonts w:ascii="Arial" w:hAnsi="Arial" w:cs="Arial" w:eastAsia="Arial"/>
+          <w:b w:val="0"/>
+          <w:color w:val="444444"/>
+          <w:sz w:val="20"/>
+        </w:rPr>
+        <w:t xml:space="preserve"> Paid routes into the profession for aspiring teachers.</w:t>
+      </w:r>
+    </w:p>
+    <w:p>
+      <w:pPr>
+        <w:widowControl/>
+        <w:spacing w:before="0" w:after="60" w:lineRule="auto" w:line="252"/>
+        <w:ind w:left="200"/>
+      </w:pPr>
+      <w:r>
+        <w:rPr>
+          <w:rFonts w:ascii="Arial" w:hAnsi="Arial" w:cs="Arial" w:eastAsia="Arial"/>
+          <w:b w:val="0"/>
+          <w:color w:val="C0392B"/>
+          <w:sz w:val="20"/>
+        </w:rPr>
+        <w:t xml:space="preserve">▪  </w:t>
+      </w:r>
+      <w:r>
+        <w:rPr>
+          <w:rFonts w:ascii="Arial" w:hAnsi="Arial" w:cs="Arial" w:eastAsia="Arial"/>
+          <w:b/>
+          <w:color w:val="1A2D4F"/>
+          <w:sz w:val="20"/>
+        </w:rPr>
+        <w:t>Three-cueing:</w:t>
+      </w:r>
+      <w:r>
+        <w:rPr>
+          <w:rFonts w:ascii="Arial" w:hAnsi="Arial" w:cs="Arial" w:eastAsia="Arial"/>
+          <w:b w:val="0"/>
+          <w:color w:val="444444"/>
+          <w:sz w:val="20"/>
+        </w:rPr>
+        <w:t xml:space="preserve"> A reading-instruction method that has pupils guess words from context and pictures rather than sounding them out.</w:t>
+      </w:r>
+    </w:p>
+    <w:p>
+      <w:pPr>
+        <w:widowControl/>
+        <w:spacing w:before="0" w:after="60" w:lineRule="auto" w:line="252"/>
+        <w:ind w:left="200"/>
+      </w:pPr>
+      <w:r>
+        <w:rPr>
+          <w:rFonts w:ascii="Arial" w:hAnsi="Arial" w:cs="Arial" w:eastAsia="Arial"/>
+          <w:b w:val="0"/>
+          <w:color w:val="C0392B"/>
+          <w:sz w:val="20"/>
+        </w:rPr>
+        <w:t xml:space="preserve">▪  </w:t>
+      </w:r>
+      <w:r>
+        <w:rPr>
+          <w:rFonts w:ascii="Arial" w:hAnsi="Arial" w:cs="Arial" w:eastAsia="Arial"/>
+          <w:b/>
+          <w:color w:val="1A2D4F"/>
+          <w:sz w:val="20"/>
+        </w:rPr>
+        <w:t>"Where money allows" mandates:</w:t>
+      </w:r>
+      <w:r>
+        <w:rPr>
+          <w:rFonts w:ascii="Arial" w:hAnsi="Arial" w:cs="Arial" w:eastAsia="Arial"/>
+          <w:b w:val="0"/>
+          <w:color w:val="444444"/>
+          <w:sz w:val="20"/>
+        </w:rPr>
+        <w:t xml:space="preserve"> Staffing requirements — such as school social workers — that apply only to the extent funding exists. The unconditional versions die in committee; the money-permitting versions pass.</w:t>
       </w:r>
     </w:p>
     <w:p>
@@ -70,32 +1286,24 @@
           <w:sz w:val="25"/>
           <w:spacing w:val="20"/>
         </w:rPr>
-        <w:t>EDUCATION AND SCHOOL-SYSTEM TERMS</w:t>
+        <w:t>LEGISLATIVE PROCESS GUIDE</w:t>
       </w:r>
     </w:p>
     <w:p>
       <w:pPr>
         <w:widowControl/>
-        <w:spacing w:before="0" w:after="40" w:lineRule="auto" w:line="247"/>
+        <w:spacing w:before="0" w:after="60" w:lineRule="auto" w:line="252"/>
+        <w:ind w:left="200"/>
       </w:pPr>
       <w:r>
         <w:rPr>
           <w:rFonts w:ascii="Arial" w:hAnsi="Arial" w:cs="Arial" w:eastAsia="Arial"/>
           <w:b w:val="0"/>
-          <w:i/>
-          <w:color w:val="666666"/>
+          <w:color w:val="C0392B"/>
           <w:sz w:val="20"/>
         </w:rPr>
-        <w:t>Subject terms used in the brief's proposal sections.</w:t>
+        <w:t xml:space="preserve">▪  </w:t>
       </w:r>
-    </w:p>
-    <w:p>
-      <w:pPr>
-        <w:keepLines/>
-        <w:widowControl/>
-        <w:spacing w:before="0" w:after="56" w:lineRule="auto" w:line="247"/>
-        <w:jc w:val="both"/>
-      </w:pPr>
       <w:r>
         <w:rPr>
           <w:rFonts w:ascii="Arial" w:hAnsi="Arial" w:cs="Arial" w:eastAsia="Arial"/>
@@ -103,903 +1311,7 @@
           <w:color w:val="1A2D4F"/>
           <w:sz w:val="20"/>
         </w:rPr>
-        <w:t>Pupil-Centered Funding Plan / Nevada Plan.</w:t>
-      </w:r>
-      <w:r>
-        <w:rPr>
-          <w:rFonts w:ascii="Arial" w:hAnsi="Arial" w:cs="Arial" w:eastAsia="Arial"/>
-          <w:b w:val="0"/>
-          <w:color w:val="444444"/>
-          <w:sz w:val="20"/>
-        </w:rPr>
-        <w:t xml:space="preserve"> Nevada's school funding formula since 2019, which attaches dollars to each pupil with weights for need — replacing the 1967-era Nevada Plan.</w:t>
-      </w:r>
-    </w:p>
-    <w:p>
-      <w:pPr>
-        <w:keepLines/>
-        <w:widowControl/>
-        <w:spacing w:before="0" w:after="56" w:lineRule="auto" w:line="247"/>
-        <w:jc w:val="both"/>
-      </w:pPr>
-      <w:r>
-        <w:rPr>
-          <w:rFonts w:ascii="Arial" w:hAnsi="Arial" w:cs="Arial" w:eastAsia="Arial"/>
-          <w:b/>
-          <w:color w:val="1A2D4F"/>
-          <w:sz w:val="20"/>
-        </w:rPr>
-        <w:t>Commission on School Funding.</w:t>
-      </w:r>
-      <w:r>
-        <w:rPr>
-          <w:rFonts w:ascii="Arial" w:hAnsi="Arial" w:cs="Arial" w:eastAsia="Arial"/>
-          <w:b w:val="0"/>
-          <w:color w:val="444444"/>
-          <w:sz w:val="20"/>
-        </w:rPr>
-        <w:t xml:space="preserve"> The statutory body charged with calculating what fully funding Nevada schools would take.</w:t>
-      </w:r>
-    </w:p>
-    <w:p>
-      <w:pPr>
-        <w:keepLines/>
-        <w:widowControl/>
-        <w:spacing w:before="0" w:after="56" w:lineRule="auto" w:line="247"/>
-        <w:jc w:val="both"/>
-      </w:pPr>
-      <w:r>
-        <w:rPr>
-          <w:rFonts w:ascii="Arial" w:hAnsi="Arial" w:cs="Arial" w:eastAsia="Arial"/>
-          <w:b/>
-          <w:color w:val="1A2D4F"/>
-          <w:sz w:val="20"/>
-        </w:rPr>
-        <w:t>Mining tax routed to education.</w:t>
-      </w:r>
-      <w:r>
-        <w:rPr>
-          <w:rFonts w:ascii="Arial" w:hAnsi="Arial" w:cs="Arial" w:eastAsia="Arial"/>
-          <w:b w:val="0"/>
-          <w:color w:val="444444"/>
-          <w:sz w:val="20"/>
-        </w:rPr>
-        <w:t xml:space="preserve"> The 2021 tax on gold and silver mining whose proceeds go to schools.</w:t>
-      </w:r>
-    </w:p>
-    <w:p>
-      <w:pPr>
-        <w:keepLines/>
-        <w:widowControl/>
-        <w:spacing w:before="0" w:after="56" w:lineRule="auto" w:line="247"/>
-        <w:jc w:val="both"/>
-      </w:pPr>
-      <w:r>
-        <w:rPr>
-          <w:rFonts w:ascii="Arial" w:hAnsi="Arial" w:cs="Arial" w:eastAsia="Arial"/>
-          <w:b/>
-          <w:color w:val="1A2D4F"/>
-          <w:sz w:val="20"/>
-        </w:rPr>
-        <w:t>Read by Grade 3.</w:t>
-      </w:r>
-      <w:r>
-        <w:rPr>
-          <w:rFonts w:ascii="Arial" w:hAnsi="Arial" w:cs="Arial" w:eastAsia="Arial"/>
-          <w:b w:val="0"/>
-          <w:color w:val="444444"/>
-          <w:sz w:val="20"/>
-        </w:rPr>
-        <w:t xml:space="preserve"> Nevada's early-literacy program: pupils are assessed through third grade, and those reading far behind get mandatory intensive help.</w:t>
-      </w:r>
-    </w:p>
-    <w:p>
-      <w:pPr>
-        <w:keepLines/>
-        <w:widowControl/>
-        <w:spacing w:before="0" w:after="56" w:lineRule="auto" w:line="247"/>
-        <w:jc w:val="both"/>
-      </w:pPr>
-      <w:r>
-        <w:rPr>
-          <w:rFonts w:ascii="Arial" w:hAnsi="Arial" w:cs="Arial" w:eastAsia="Arial"/>
-          <w:b/>
-          <w:color w:val="1A2D4F"/>
-          <w:sz w:val="20"/>
-        </w:rPr>
-        <w:t>Retention.</w:t>
-      </w:r>
-      <w:r>
-        <w:rPr>
-          <w:rFonts w:ascii="Arial" w:hAnsi="Arial" w:cs="Arial" w:eastAsia="Arial"/>
-          <w:b w:val="0"/>
-          <w:color w:val="444444"/>
-          <w:sz w:val="20"/>
-        </w:rPr>
-        <w:t xml:space="preserve"> Holding a pupil back to repeat a grade. Automatic third-grade retention was removed in 2019, and no bill has proposed restoring it.</w:t>
-      </w:r>
-    </w:p>
-    <w:p>
-      <w:pPr>
-        <w:keepLines/>
-        <w:widowControl/>
-        <w:spacing w:before="0" w:after="56" w:lineRule="auto" w:line="247"/>
-        <w:jc w:val="both"/>
-      </w:pPr>
-      <w:r>
-        <w:rPr>
-          <w:rFonts w:ascii="Arial" w:hAnsi="Arial" w:cs="Arial" w:eastAsia="Arial"/>
-          <w:b/>
-          <w:color w:val="1A2D4F"/>
-          <w:sz w:val="20"/>
-        </w:rPr>
-        <w:t>Statewide assessment.</w:t>
-      </w:r>
-      <w:r>
-        <w:rPr>
-          <w:rFonts w:ascii="Arial" w:hAnsi="Arial" w:cs="Arial" w:eastAsia="Arial"/>
-          <w:b w:val="0"/>
-          <w:color w:val="444444"/>
-          <w:sz w:val="20"/>
-        </w:rPr>
-        <w:t xml:space="preserve"> The standardized test every Nevada pupil takes — the anchor for school ratings and the Read by Grade 3 trigger.</w:t>
-      </w:r>
-    </w:p>
-    <w:p>
-      <w:pPr>
-        <w:keepLines/>
-        <w:widowControl/>
-        <w:spacing w:before="0" w:after="56" w:lineRule="auto" w:line="247"/>
-        <w:jc w:val="both"/>
-      </w:pPr>
-      <w:r>
-        <w:rPr>
-          <w:rFonts w:ascii="Arial" w:hAnsi="Arial" w:cs="Arial" w:eastAsia="Arial"/>
-          <w:b/>
-          <w:color w:val="1A2D4F"/>
-          <w:sz w:val="20"/>
-        </w:rPr>
-        <w:t>School star ratings.</w:t>
-      </w:r>
-      <w:r>
-        <w:rPr>
-          <w:rFonts w:ascii="Arial" w:hAnsi="Arial" w:cs="Arial" w:eastAsia="Arial"/>
-          <w:b w:val="0"/>
-          <w:color w:val="444444"/>
-          <w:sz w:val="20"/>
-        </w:rPr>
-        <w:t xml:space="preserve"> Nevada's one-to-five-star report card for each school, built from test results and other measures.</w:t>
-      </w:r>
-    </w:p>
-    <w:p>
-      <w:pPr>
-        <w:keepLines/>
-        <w:widowControl/>
-        <w:spacing w:before="0" w:after="56" w:lineRule="auto" w:line="247"/>
-        <w:jc w:val="both"/>
-      </w:pPr>
-      <w:r>
-        <w:rPr>
-          <w:rFonts w:ascii="Arial" w:hAnsi="Arial" w:cs="Arial" w:eastAsia="Arial"/>
-          <w:b/>
-          <w:color w:val="1A2D4F"/>
-          <w:sz w:val="20"/>
-        </w:rPr>
-        <w:t>Growth vs. proficiency.</w:t>
-      </w:r>
-      <w:r>
-        <w:rPr>
-          <w:rFonts w:ascii="Arial" w:hAnsi="Arial" w:cs="Arial" w:eastAsia="Arial"/>
-          <w:b w:val="0"/>
-          <w:color w:val="444444"/>
-          <w:sz w:val="20"/>
-        </w:rPr>
-        <w:t xml:space="preserve"> Two ways to judge schools: how much pupils improve over a year (growth) versus how many clear a fixed bar (proficiency). Nevada's ratings already include a growth component; the failed bills changed its weight.</w:t>
-      </w:r>
-    </w:p>
-    <w:p>
-      <w:pPr>
-        <w:keepLines/>
-        <w:widowControl/>
-        <w:spacing w:before="0" w:after="56" w:lineRule="auto" w:line="247"/>
-        <w:jc w:val="both"/>
-      </w:pPr>
-      <w:r>
-        <w:rPr>
-          <w:rFonts w:ascii="Arial" w:hAnsi="Arial" w:cs="Arial" w:eastAsia="Arial"/>
-          <w:b/>
-          <w:color w:val="1A2D4F"/>
-          <w:sz w:val="20"/>
-        </w:rPr>
-        <w:t>Competency-based education.</w:t>
-      </w:r>
-      <w:r>
-        <w:rPr>
-          <w:rFonts w:ascii="Arial" w:hAnsi="Arial" w:cs="Arial" w:eastAsia="Arial"/>
-          <w:b w:val="0"/>
-          <w:color w:val="444444"/>
-          <w:sz w:val="20"/>
-        </w:rPr>
-        <w:t xml:space="preserve"> Letting pupils advance by demonstrating mastery rather than by hours spent in a seat.</w:t>
-      </w:r>
-    </w:p>
-    <w:p>
-      <w:pPr>
-        <w:keepLines/>
-        <w:widowControl/>
-        <w:spacing w:before="0" w:after="56" w:lineRule="auto" w:line="247"/>
-        <w:jc w:val="both"/>
-      </w:pPr>
-      <w:r>
-        <w:rPr>
-          <w:rFonts w:ascii="Arial" w:hAnsi="Arial" w:cs="Arial" w:eastAsia="Arial"/>
-          <w:b/>
-          <w:color w:val="1A2D4F"/>
-          <w:sz w:val="20"/>
-        </w:rPr>
-        <w:t>Social-emotional measurement.</w:t>
-      </w:r>
-      <w:r>
-        <w:rPr>
-          <w:rFonts w:ascii="Arial" w:hAnsi="Arial" w:cs="Arial" w:eastAsia="Arial"/>
-          <w:b w:val="0"/>
-          <w:color w:val="444444"/>
-          <w:sz w:val="20"/>
-        </w:rPr>
-        <w:t xml:space="preserve"> Tracking skills like self-management and relationships alongside academics.</w:t>
-      </w:r>
-    </w:p>
-    <w:p>
-      <w:pPr>
-        <w:keepLines/>
-        <w:widowControl/>
-        <w:spacing w:before="0" w:after="56" w:lineRule="auto" w:line="247"/>
-        <w:jc w:val="both"/>
-      </w:pPr>
-      <w:r>
-        <w:rPr>
-          <w:rFonts w:ascii="Arial" w:hAnsi="Arial" w:cs="Arial" w:eastAsia="Arial"/>
-          <w:b/>
-          <w:color w:val="1A2D4F"/>
-          <w:sz w:val="20"/>
-        </w:rPr>
-        <w:t>End-of-course finals.</w:t>
-      </w:r>
-      <w:r>
-        <w:rPr>
-          <w:rFonts w:ascii="Arial" w:hAnsi="Arial" w:cs="Arial" w:eastAsia="Arial"/>
-          <w:b w:val="0"/>
-          <w:color w:val="444444"/>
-          <w:sz w:val="20"/>
-        </w:rPr>
-        <w:t xml:space="preserve"> The statewide exams once required to finish certain high-school courses; ended in 2023.</w:t>
-      </w:r>
-    </w:p>
-    <w:p>
-      <w:pPr>
-        <w:keepLines/>
-        <w:widowControl/>
-        <w:spacing w:before="0" w:after="56" w:lineRule="auto" w:line="247"/>
-        <w:jc w:val="both"/>
-      </w:pPr>
-      <w:r>
-        <w:rPr>
-          <w:rFonts w:ascii="Arial" w:hAnsi="Arial" w:cs="Arial" w:eastAsia="Arial"/>
-          <w:b/>
-          <w:color w:val="1A2D4F"/>
-          <w:sz w:val="20"/>
-        </w:rPr>
-        <w:t>Charter authority.</w:t>
-      </w:r>
-      <w:r>
-        <w:rPr>
-          <w:rFonts w:ascii="Arial" w:hAnsi="Arial" w:cs="Arial" w:eastAsia="Arial"/>
-          <w:b w:val="0"/>
-          <w:color w:val="444444"/>
-          <w:sz w:val="20"/>
-        </w:rPr>
-        <w:t xml:space="preserve"> The State Public Charter School Authority, which oversees charter schools and is covered by the new recurring audits.</w:t>
-      </w:r>
-    </w:p>
-    <w:p>
-      <w:pPr>
-        <w:keepLines/>
-        <w:widowControl/>
-        <w:spacing w:before="0" w:after="56" w:lineRule="auto" w:line="247"/>
-        <w:jc w:val="both"/>
-      </w:pPr>
-      <w:r>
-        <w:rPr>
-          <w:rFonts w:ascii="Arial" w:hAnsi="Arial" w:cs="Arial" w:eastAsia="Arial"/>
-          <w:b/>
-          <w:color w:val="1A2D4F"/>
-          <w:sz w:val="20"/>
-        </w:rPr>
-        <w:t>Inspector General (IG).</w:t>
-      </w:r>
-      <w:r>
-        <w:rPr>
-          <w:rFonts w:ascii="Arial" w:hAnsi="Arial" w:cs="Arial" w:eastAsia="Arial"/>
-          <w:b w:val="0"/>
-          <w:color w:val="444444"/>
-          <w:sz w:val="20"/>
-        </w:rPr>
-        <w:t xml:space="preserve"> An independent watchdog office with power to investigate an agency from outside — the never-heard design for auditing school spending.</w:t>
-      </w:r>
-    </w:p>
-    <w:p>
-      <w:pPr>
-        <w:keepLines/>
-        <w:widowControl/>
-        <w:spacing w:before="0" w:after="56" w:lineRule="auto" w:line="247"/>
-        <w:jc w:val="both"/>
-      </w:pPr>
-      <w:r>
-        <w:rPr>
-          <w:rFonts w:ascii="Arial" w:hAnsi="Arial" w:cs="Arial" w:eastAsia="Arial"/>
-          <w:b/>
-          <w:color w:val="1A2D4F"/>
-          <w:sz w:val="20"/>
-        </w:rPr>
-        <w:t>Six-year outside-consultant reviews.</w:t>
-      </w:r>
-      <w:r>
-        <w:rPr>
-          <w:rFonts w:ascii="Arial" w:hAnsi="Arial" w:cs="Arial" w:eastAsia="Arial"/>
-          <w:b w:val="0"/>
-          <w:color w:val="444444"/>
-          <w:sz w:val="20"/>
-        </w:rPr>
-        <w:t xml:space="preserve"> The financial reviews of districts by outside consultants that existing law already requires.</w:t>
-      </w:r>
-    </w:p>
-    <w:p>
-      <w:pPr>
-        <w:keepLines/>
-        <w:widowControl/>
-        <w:spacing w:before="0" w:after="56" w:lineRule="auto" w:line="247"/>
-        <w:jc w:val="both"/>
-      </w:pPr>
-      <w:r>
-        <w:rPr>
-          <w:rFonts w:ascii="Arial" w:hAnsi="Arial" w:cs="Arial" w:eastAsia="Arial"/>
-          <w:b/>
-          <w:color w:val="1A2D4F"/>
-          <w:sz w:val="20"/>
-        </w:rPr>
-        <w:t>Public Education Oversight Board.</w:t>
-      </w:r>
-      <w:r>
-        <w:rPr>
-          <w:rFonts w:ascii="Arial" w:hAnsi="Arial" w:cs="Arial" w:eastAsia="Arial"/>
-          <w:b w:val="0"/>
-          <w:color w:val="444444"/>
-          <w:sz w:val="20"/>
-        </w:rPr>
-        <w:t xml:space="preserve"> The new statewide accountability board created in 2025.</w:t>
-      </w:r>
-    </w:p>
-    <w:p>
-      <w:pPr>
-        <w:keepLines/>
-        <w:widowControl/>
-        <w:spacing w:before="0" w:after="56" w:lineRule="auto" w:line="247"/>
-        <w:jc w:val="both"/>
-      </w:pPr>
-      <w:r>
-        <w:rPr>
-          <w:rFonts w:ascii="Arial" w:hAnsi="Arial" w:cs="Arial" w:eastAsia="Arial"/>
-          <w:b/>
-          <w:color w:val="1A2D4F"/>
-          <w:sz w:val="20"/>
-        </w:rPr>
-        <w:t>Appointed nonvoting trustees.</w:t>
-      </w:r>
-      <w:r>
-        <w:rPr>
-          <w:rFonts w:ascii="Arial" w:hAnsi="Arial" w:cs="Arial" w:eastAsia="Arial"/>
-          <w:b w:val="0"/>
-          <w:color w:val="444444"/>
-          <w:sz w:val="20"/>
-        </w:rPr>
-        <w:t xml:space="preserve"> School-board members appointed rather than elected, seated without a vote — four now sit on the Clark County board.</w:t>
-      </w:r>
-    </w:p>
-    <w:p>
-      <w:pPr>
-        <w:keepLines/>
-        <w:widowControl/>
-        <w:spacing w:before="0" w:after="56" w:lineRule="auto" w:line="247"/>
-        <w:jc w:val="both"/>
-      </w:pPr>
-      <w:r>
-        <w:rPr>
-          <w:rFonts w:ascii="Arial" w:hAnsi="Arial" w:cs="Arial" w:eastAsia="Arial"/>
-          <w:b/>
-          <w:color w:val="1A2D4F"/>
-          <w:sz w:val="20"/>
-        </w:rPr>
-        <w:t>Superintendent.</w:t>
-      </w:r>
-      <w:r>
-        <w:rPr>
-          <w:rFonts w:ascii="Arial" w:hAnsi="Arial" w:cs="Arial" w:eastAsia="Arial"/>
-          <w:b w:val="0"/>
-          <w:color w:val="444444"/>
-          <w:sz w:val="20"/>
-        </w:rPr>
-        <w:t xml:space="preserve"> A district's chief executive, hired by the elected school board — which is why the $485,000 contracts have never been touched by a bill.</w:t>
-      </w:r>
-    </w:p>
-    <w:p>
-      <w:pPr>
-        <w:keepLines/>
-        <w:widowControl/>
-        <w:spacing w:before="0" w:after="56" w:lineRule="auto" w:line="247"/>
-        <w:jc w:val="both"/>
-      </w:pPr>
-      <w:r>
-        <w:rPr>
-          <w:rFonts w:ascii="Arial" w:hAnsi="Arial" w:cs="Arial" w:eastAsia="Arial"/>
-          <w:b/>
-          <w:color w:val="1A2D4F"/>
-          <w:sz w:val="20"/>
-        </w:rPr>
-        <w:t>Collective bargaining.</w:t>
-      </w:r>
-      <w:r>
-        <w:rPr>
-          <w:rFonts w:ascii="Arial" w:hAnsi="Arial" w:cs="Arial" w:eastAsia="Arial"/>
-          <w:b w:val="0"/>
-          <w:color w:val="444444"/>
-          <w:sz w:val="20"/>
-        </w:rPr>
-        <w:t xml:space="preserve"> Contract negotiation between a district and its employee unions.</w:t>
-      </w:r>
-    </w:p>
-    <w:p>
-      <w:pPr>
-        <w:keepLines/>
-        <w:widowControl/>
-        <w:spacing w:before="0" w:after="56" w:lineRule="auto" w:line="247"/>
-        <w:jc w:val="both"/>
-      </w:pPr>
-      <w:r>
-        <w:rPr>
-          <w:rFonts w:ascii="Arial" w:hAnsi="Arial" w:cs="Arial" w:eastAsia="Arial"/>
-          <w:b/>
-          <w:color w:val="1A2D4F"/>
-          <w:sz w:val="20"/>
-        </w:rPr>
-        <w:t>Hard-to-fill positions.</w:t>
-      </w:r>
-      <w:r>
-        <w:rPr>
-          <w:rFonts w:ascii="Arial" w:hAnsi="Arial" w:cs="Arial" w:eastAsia="Arial"/>
-          <w:b w:val="0"/>
-          <w:color w:val="444444"/>
-          <w:sz w:val="20"/>
-        </w:rPr>
-        <w:t xml:space="preserve"> Teaching jobs districts struggle to staff — special education, rural posts — now eligible for extra pay.</w:t>
-      </w:r>
-    </w:p>
-    <w:p>
-      <w:pPr>
-        <w:keepLines/>
-        <w:widowControl/>
-        <w:spacing w:before="0" w:after="56" w:lineRule="auto" w:line="247"/>
-        <w:jc w:val="both"/>
-      </w:pPr>
-      <w:r>
-        <w:rPr>
-          <w:rFonts w:ascii="Arial" w:hAnsi="Arial" w:cs="Arial" w:eastAsia="Arial"/>
-          <w:b/>
-          <w:color w:val="1A2D4F"/>
-          <w:sz w:val="20"/>
-        </w:rPr>
-        <w:t>Provisional hiring.</w:t>
-      </w:r>
-      <w:r>
-        <w:rPr>
-          <w:rFonts w:ascii="Arial" w:hAnsi="Arial" w:cs="Arial" w:eastAsia="Arial"/>
-          <w:b w:val="0"/>
-          <w:color w:val="444444"/>
-          <w:sz w:val="20"/>
-        </w:rPr>
-        <w:t xml:space="preserve"> Letting a licensed out-of-state teacher start work for a year while Nevada licensure paperwork finishes.</w:t>
-      </w:r>
-    </w:p>
-    <w:p>
-      <w:pPr>
-        <w:keepLines/>
-        <w:widowControl/>
-        <w:spacing w:before="0" w:after="56" w:lineRule="auto" w:line="247"/>
-        <w:jc w:val="both"/>
-      </w:pPr>
-      <w:r>
-        <w:rPr>
-          <w:rFonts w:ascii="Arial" w:hAnsi="Arial" w:cs="Arial" w:eastAsia="Arial"/>
-          <w:b/>
-          <w:color w:val="1A2D4F"/>
-          <w:sz w:val="20"/>
-        </w:rPr>
-        <w:t>Interstate Teacher Mobility Compact.</w:t>
-      </w:r>
-      <w:r>
-        <w:rPr>
-          <w:rFonts w:ascii="Arial" w:hAnsi="Arial" w:cs="Arial" w:eastAsia="Arial"/>
-          <w:b w:val="0"/>
-          <w:color w:val="444444"/>
-          <w:sz w:val="20"/>
-        </w:rPr>
-        <w:t xml:space="preserve"> The multi-state agreement honoring other states' teacher licenses.</w:t>
-      </w:r>
-    </w:p>
-    <w:p>
-      <w:pPr>
-        <w:keepLines/>
-        <w:widowControl/>
-        <w:spacing w:before="0" w:after="56" w:lineRule="auto" w:line="247"/>
-        <w:jc w:val="both"/>
-      </w:pPr>
-      <w:r>
-        <w:rPr>
-          <w:rFonts w:ascii="Arial" w:hAnsi="Arial" w:cs="Arial" w:eastAsia="Arial"/>
-          <w:b/>
-          <w:color w:val="1A2D4F"/>
-          <w:sz w:val="20"/>
-        </w:rPr>
-        <w:t>Teaching-pathway grants.</w:t>
-      </w:r>
-      <w:r>
-        <w:rPr>
-          <w:rFonts w:ascii="Arial" w:hAnsi="Arial" w:cs="Arial" w:eastAsia="Arial"/>
-          <w:b w:val="0"/>
-          <w:color w:val="444444"/>
-          <w:sz w:val="20"/>
-        </w:rPr>
-        <w:t xml:space="preserve"> Paid routes into the profession for aspiring teachers.</w:t>
-      </w:r>
-    </w:p>
-    <w:p>
-      <w:pPr>
-        <w:keepLines/>
-        <w:widowControl/>
-        <w:spacing w:before="0" w:after="56" w:lineRule="auto" w:line="247"/>
-        <w:jc w:val="both"/>
-      </w:pPr>
-      <w:r>
-        <w:rPr>
-          <w:rFonts w:ascii="Arial" w:hAnsi="Arial" w:cs="Arial" w:eastAsia="Arial"/>
-          <w:b/>
-          <w:color w:val="1A2D4F"/>
-          <w:sz w:val="20"/>
-        </w:rPr>
-        <w:t>Three-cueing.</w:t>
-      </w:r>
-      <w:r>
-        <w:rPr>
-          <w:rFonts w:ascii="Arial" w:hAnsi="Arial" w:cs="Arial" w:eastAsia="Arial"/>
-          <w:b w:val="0"/>
-          <w:color w:val="444444"/>
-          <w:sz w:val="20"/>
-        </w:rPr>
-        <w:t xml:space="preserve"> A reading-instruction method that has pupils guess words from context and pictures rather than sounding them out.</w:t>
-      </w:r>
-    </w:p>
-    <w:p>
-      <w:pPr>
-        <w:keepLines/>
-        <w:widowControl/>
-        <w:spacing w:before="0" w:after="56" w:lineRule="auto" w:line="247"/>
-        <w:jc w:val="both"/>
-      </w:pPr>
-      <w:r>
-        <w:rPr>
-          <w:rFonts w:ascii="Arial" w:hAnsi="Arial" w:cs="Arial" w:eastAsia="Arial"/>
-          <w:b/>
-          <w:color w:val="1A2D4F"/>
-          <w:sz w:val="20"/>
-        </w:rPr>
-        <w:t>Cross-zone transfers.</w:t>
-      </w:r>
-      <w:r>
-        <w:rPr>
-          <w:rFonts w:ascii="Arial" w:hAnsi="Arial" w:cs="Arial" w:eastAsia="Arial"/>
-          <w:b w:val="0"/>
-          <w:color w:val="444444"/>
-          <w:sz w:val="20"/>
-        </w:rPr>
-        <w:t xml:space="preserve"> Letting a pupil attend a school outside the attendance zone assigned to their address, with transportation grants.</w:t>
-      </w:r>
-    </w:p>
-    <w:p>
-      <w:pPr>
-        <w:keepLines/>
-        <w:widowControl/>
-        <w:spacing w:before="0" w:after="56" w:lineRule="auto" w:line="247"/>
-        <w:jc w:val="both"/>
-      </w:pPr>
-      <w:r>
-        <w:rPr>
-          <w:rFonts w:ascii="Arial" w:hAnsi="Arial" w:cs="Arial" w:eastAsia="Arial"/>
-          <w:b/>
-          <w:color w:val="1A2D4F"/>
-          <w:sz w:val="20"/>
-        </w:rPr>
-        <w:t>"Where money allows" mandates.</w:t>
-      </w:r>
-      <w:r>
-        <w:rPr>
-          <w:rFonts w:ascii="Arial" w:hAnsi="Arial" w:cs="Arial" w:eastAsia="Arial"/>
-          <w:b w:val="0"/>
-          <w:color w:val="444444"/>
-          <w:sz w:val="20"/>
-        </w:rPr>
-        <w:t xml:space="preserve"> Staffing requirements — such as school social workers — that apply only to the extent funding exists. The unconditional versions die in committee; the money-permitting versions pass.</w:t>
-      </w:r>
-    </w:p>
-    <w:p>
-      <w:pPr>
-        <w:keepLines/>
-        <w:widowControl/>
-        <w:spacing w:before="0" w:after="56" w:lineRule="auto" w:line="247"/>
-        <w:jc w:val="both"/>
-      </w:pPr>
-      <w:r>
-        <w:rPr>
-          <w:rFonts w:ascii="Arial" w:hAnsi="Arial" w:cs="Arial" w:eastAsia="Arial"/>
-          <w:b/>
-          <w:color w:val="1A2D4F"/>
-          <w:sz w:val="20"/>
-        </w:rPr>
-        <w:t>Ed-tech commission.</w:t>
-      </w:r>
-      <w:r>
-        <w:rPr>
-          <w:rFonts w:ascii="Arial" w:hAnsi="Arial" w:cs="Arial" w:eastAsia="Arial"/>
-          <w:b w:val="0"/>
-          <w:color w:val="444444"/>
-          <w:sz w:val="20"/>
-        </w:rPr>
-        <w:t xml:space="preserve"> The state's dedicated educational-technology commission, abolished in 2023.</w:t>
-      </w:r>
-    </w:p>
-    <w:p>
-      <w:pPr>
-        <w:keepLines/>
-        <w:widowControl/>
-        <w:spacing w:before="0" w:after="56" w:lineRule="auto" w:line="247"/>
-        <w:jc w:val="both"/>
-      </w:pPr>
-      <w:r>
-        <w:rPr>
-          <w:rFonts w:ascii="Arial" w:hAnsi="Arial" w:cs="Arial" w:eastAsia="Arial"/>
-          <w:b/>
-          <w:color w:val="1A2D4F"/>
-          <w:sz w:val="20"/>
-        </w:rPr>
-        <w:t>Screen time.</w:t>
-      </w:r>
-      <w:r>
-        <w:rPr>
-          <w:rFonts w:ascii="Arial" w:hAnsi="Arial" w:cs="Arial" w:eastAsia="Arial"/>
-          <w:b w:val="0"/>
-          <w:color w:val="444444"/>
-          <w:sz w:val="20"/>
-        </w:rPr>
-        <w:t xml:space="preserve"> Pupils' time on classroom devices; no bill limits it in the early grades.</w:t>
-      </w:r>
-    </w:p>
-    <w:p>
-      <w:pPr>
-        <w:widowControl/>
-        <w:spacing w:before="100" w:after="40" w:lineRule="auto" w:line="254"/>
-      </w:pPr>
-      <w:r>
-        <w:rPr>
-          <w:rFonts w:ascii="Arial" w:hAnsi="Arial" w:cs="Arial" w:eastAsia="Arial"/>
-          <w:b/>
-          <w:color w:val="C0392B"/>
-          <w:sz w:val="25"/>
-          <w:spacing w:val="20"/>
-        </w:rPr>
-        <w:t>FEDERAL PROGRAMS AND TERMS</w:t>
-      </w:r>
-    </w:p>
-    <w:p>
-      <w:pPr>
-        <w:widowControl/>
-        <w:spacing w:before="0" w:after="40" w:lineRule="auto" w:line="247"/>
-      </w:pPr>
-      <w:r>
-        <w:rPr>
-          <w:rFonts w:ascii="Arial" w:hAnsi="Arial" w:cs="Arial" w:eastAsia="Arial"/>
-          <w:b w:val="0"/>
-          <w:i/>
-          <w:color w:val="666666"/>
-          <w:sz w:val="20"/>
-        </w:rPr>
-        <w:t>Terms from the brief's federal-overlap section.</w:t>
-      </w:r>
-    </w:p>
-    <w:p>
-      <w:pPr>
-        <w:keepLines/>
-        <w:widowControl/>
-        <w:spacing w:before="0" w:after="56" w:lineRule="auto" w:line="247"/>
-        <w:jc w:val="both"/>
-      </w:pPr>
-      <w:r>
-        <w:rPr>
-          <w:rFonts w:ascii="Arial" w:hAnsi="Arial" w:cs="Arial" w:eastAsia="Arial"/>
-          <w:b/>
-          <w:color w:val="1A2D4F"/>
-          <w:sz w:val="20"/>
-        </w:rPr>
-        <w:t>Every Student Succeeds Act (ESSA).</w:t>
-      </w:r>
-      <w:r>
-        <w:rPr>
-          <w:rFonts w:ascii="Arial" w:hAnsi="Arial" w:cs="Arial" w:eastAsia="Arial"/>
-          <w:b w:val="0"/>
-          <w:color w:val="444444"/>
-          <w:sz w:val="20"/>
-        </w:rPr>
-        <w:t xml:space="preserve"> The federal education law requiring annual statewide testing in grades 3–8 and once in high school. Dropping Nevada's statewide test would collide with it — but it allows growth-based accountability.</w:t>
-      </w:r>
-    </w:p>
-    <w:p>
-      <w:pPr>
-        <w:keepLines/>
-        <w:widowControl/>
-        <w:spacing w:before="0" w:after="56" w:lineRule="auto" w:line="247"/>
-        <w:jc w:val="both"/>
-      </w:pPr>
-      <w:r>
-        <w:rPr>
-          <w:rFonts w:ascii="Arial" w:hAnsi="Arial" w:cs="Arial" w:eastAsia="Arial"/>
-          <w:b/>
-          <w:color w:val="1A2D4F"/>
-          <w:sz w:val="20"/>
-        </w:rPr>
-        <w:t>Federal single audit.</w:t>
-      </w:r>
-      <w:r>
-        <w:rPr>
-          <w:rFonts w:ascii="Arial" w:hAnsi="Arial" w:cs="Arial" w:eastAsia="Arial"/>
-          <w:b w:val="0"/>
-          <w:color w:val="444444"/>
-          <w:sz w:val="20"/>
-        </w:rPr>
-        <w:t xml:space="preserve"> The annual independent audit required of any district spending significant federal money.</w:t>
-      </w:r>
-    </w:p>
-    <w:p>
-      <w:pPr>
-        <w:keepLines/>
-        <w:widowControl/>
-        <w:spacing w:before="0" w:after="56" w:lineRule="auto" w:line="247"/>
-        <w:jc w:val="both"/>
-      </w:pPr>
-      <w:r>
-        <w:rPr>
-          <w:rFonts w:ascii="Arial" w:hAnsi="Arial" w:cs="Arial" w:eastAsia="Arial"/>
-          <w:b/>
-          <w:color w:val="1A2D4F"/>
-          <w:sz w:val="20"/>
-        </w:rPr>
-        <w:t>FERPA / COPPA.</w:t>
-      </w:r>
-      <w:r>
-        <w:rPr>
-          <w:rFonts w:ascii="Arial" w:hAnsi="Arial" w:cs="Arial" w:eastAsia="Arial"/>
-          <w:b w:val="0"/>
-          <w:color w:val="444444"/>
-          <w:sz w:val="20"/>
-        </w:rPr>
-        <w:t xml:space="preserve"> The federal laws protecting pupil records and children's online data — the ground Nevada's pupil-data disclosure law built on.</w:t>
-      </w:r>
-    </w:p>
-    <w:p>
-      <w:pPr>
-        <w:keepLines/>
-        <w:widowControl/>
-        <w:spacing w:before="0" w:after="56" w:lineRule="auto" w:line="247"/>
-        <w:jc w:val="both"/>
-      </w:pPr>
-      <w:r>
-        <w:rPr>
-          <w:rFonts w:ascii="Arial" w:hAnsi="Arial" w:cs="Arial" w:eastAsia="Arial"/>
-          <w:b/>
-          <w:color w:val="1A2D4F"/>
-          <w:sz w:val="20"/>
-        </w:rPr>
-        <w:t>Head Start.</w:t>
-      </w:r>
-      <w:r>
-        <w:rPr>
-          <w:rFonts w:ascii="Arial" w:hAnsi="Arial" w:cs="Arial" w:eastAsia="Arial"/>
-          <w:b w:val="0"/>
-          <w:color w:val="444444"/>
-          <w:sz w:val="20"/>
-        </w:rPr>
-        <w:t xml:space="preserve"> The federal pre-kindergarten program for low-income families. Universal federal pre-K has been proposed but never enacted.</w:t>
-      </w:r>
-    </w:p>
-    <w:p>
-      <w:pPr>
-        <w:keepLines/>
-        <w:widowControl/>
-        <w:spacing w:before="0" w:after="56" w:lineRule="auto" w:line="247"/>
-        <w:jc w:val="both"/>
-      </w:pPr>
-      <w:r>
-        <w:rPr>
-          <w:rFonts w:ascii="Arial" w:hAnsi="Arial" w:cs="Arial" w:eastAsia="Arial"/>
-          <w:b/>
-          <w:color w:val="1A2D4F"/>
-          <w:sz w:val="20"/>
-        </w:rPr>
-        <w:t>Federal teacher loan forgiveness.</w:t>
-      </w:r>
-      <w:r>
-        <w:rPr>
-          <w:rFonts w:ascii="Arial" w:hAnsi="Arial" w:cs="Arial" w:eastAsia="Arial"/>
-          <w:b w:val="0"/>
-          <w:color w:val="444444"/>
-          <w:sz w:val="20"/>
-        </w:rPr>
-        <w:t xml:space="preserve"> Existing federal programs that cancel student debt for teachers who serve qualifying schools.</w:t>
-      </w:r>
-    </w:p>
-    <w:p>
-      <w:pPr>
-        <w:widowControl/>
-        <w:spacing w:before="100" w:after="40" w:lineRule="auto" w:line="254"/>
-      </w:pPr>
-      <w:r>
-        <w:rPr>
-          <w:rFonts w:ascii="Arial" w:hAnsi="Arial" w:cs="Arial" w:eastAsia="Arial"/>
-          <w:b/>
-          <w:color w:val="C0392B"/>
-          <w:sz w:val="25"/>
-          <w:spacing w:val="20"/>
-        </w:rPr>
-        <w:t>ACRONYMS AND ABBREVIATIONS</w:t>
-      </w:r>
-    </w:p>
-    <w:p>
-      <w:pPr>
-        <w:widowControl/>
-        <w:spacing w:before="0" w:after="40" w:lineRule="auto" w:line="247"/>
-      </w:pPr>
-      <w:r>
-        <w:rPr>
-          <w:rFonts w:ascii="Arial" w:hAnsi="Arial" w:cs="Arial" w:eastAsia="Arial"/>
-          <w:b w:val="0"/>
-          <w:i/>
-          <w:color w:val="666666"/>
-          <w:sz w:val="20"/>
-        </w:rPr>
-        <w:t>Every shortened form used in the brief.</w:t>
-      </w:r>
-    </w:p>
-    <w:p>
-      <w:pPr>
-        <w:keepLines/>
-        <w:widowControl/>
-        <w:spacing w:before="0" w:after="56" w:lineRule="auto" w:line="247"/>
-        <w:jc w:val="both"/>
-      </w:pPr>
-      <w:r>
-        <w:rPr>
-          <w:rFonts w:ascii="Arial" w:hAnsi="Arial" w:cs="Arial" w:eastAsia="Arial"/>
-          <w:b/>
-          <w:color w:val="1A2D4F"/>
-          <w:sz w:val="20"/>
-        </w:rPr>
-        <w:t>AB / SB.</w:t>
+        <w:t>AB / SB:</w:t>
       </w:r>
       <w:r>
         <w:rPr>
@@ -1013,11 +1325,19 @@
     </w:p>
     <w:p>
       <w:pPr>
-        <w:keepLines/>
         <w:widowControl/>
-        <w:spacing w:before="0" w:after="56" w:lineRule="auto" w:line="247"/>
-        <w:jc w:val="both"/>
+        <w:spacing w:before="0" w:after="60" w:lineRule="auto" w:line="252"/>
+        <w:ind w:left="200"/>
       </w:pPr>
+      <w:r>
+        <w:rPr>
+          <w:rFonts w:ascii="Arial" w:hAnsi="Arial" w:cs="Arial" w:eastAsia="Arial"/>
+          <w:b w:val="0"/>
+          <w:color w:val="C0392B"/>
+          <w:sz w:val="20"/>
+        </w:rPr>
+        <w:t xml:space="preserve">▪  </w:t>
+      </w:r>
       <w:r>
         <w:rPr>
           <w:rFonts w:ascii="Arial" w:hAnsi="Arial" w:cs="Arial" w:eastAsia="Arial"/>
@@ -1025,7 +1345,7 @@
           <w:color w:val="1A2D4F"/>
           <w:sz w:val="20"/>
         </w:rPr>
-        <w:t>D / R.</w:t>
+        <w:t>Amendment / concurrence:</w:t>
       </w:r>
       <w:r>
         <w:rPr>
@@ -1034,16 +1354,24 @@
           <w:color w:val="444444"/>
           <w:sz w:val="20"/>
         </w:rPr>
-        <w:t xml:space="preserve"> Democrat / Republican, shown after a legislator's name.</w:t>
+        <w:t xml:space="preserve"> A change made to a bill along the way; if one chamber amends, the other must vote to accept — "concur in" — the change. Bills can die awaiting that one last vote.</w:t>
       </w:r>
     </w:p>
     <w:p>
       <w:pPr>
-        <w:keepLines/>
         <w:widowControl/>
-        <w:spacing w:before="0" w:after="56" w:lineRule="auto" w:line="247"/>
-        <w:jc w:val="both"/>
+        <w:spacing w:before="0" w:after="60" w:lineRule="auto" w:line="252"/>
+        <w:ind w:left="200"/>
       </w:pPr>
+      <w:r>
+        <w:rPr>
+          <w:rFonts w:ascii="Arial" w:hAnsi="Arial" w:cs="Arial" w:eastAsia="Arial"/>
+          <w:b w:val="0"/>
+          <w:color w:val="C0392B"/>
+          <w:sz w:val="20"/>
+        </w:rPr>
+        <w:t xml:space="preserve">▪  </w:t>
+      </w:r>
       <w:r>
         <w:rPr>
           <w:rFonts w:ascii="Arial" w:hAnsi="Arial" w:cs="Arial" w:eastAsia="Arial"/>
@@ -1051,7 +1379,7 @@
           <w:color w:val="1A2D4F"/>
           <w:sz w:val="20"/>
         </w:rPr>
-        <w:t>K-12 / K-5.</w:t>
+        <w:t>Appropriation:</w:t>
       </w:r>
       <w:r>
         <w:rPr>
@@ -1060,16 +1388,24 @@
           <w:color w:val="444444"/>
           <w:sz w:val="20"/>
         </w:rPr>
-        <w:t xml:space="preserve"> Kindergarten through grade 12 (all of public school) / kindergarten through grade 5 (elementary).</w:t>
+        <w:t xml:space="preserve"> A bill or provision that sets aside state money for a purpose.</w:t>
       </w:r>
     </w:p>
     <w:p>
       <w:pPr>
-        <w:keepLines/>
         <w:widowControl/>
-        <w:spacing w:before="0" w:after="56" w:lineRule="auto" w:line="247"/>
-        <w:jc w:val="both"/>
+        <w:spacing w:before="0" w:after="60" w:lineRule="auto" w:line="252"/>
+        <w:ind w:left="200"/>
       </w:pPr>
+      <w:r>
+        <w:rPr>
+          <w:rFonts w:ascii="Arial" w:hAnsi="Arial" w:cs="Arial" w:eastAsia="Arial"/>
+          <w:b w:val="0"/>
+          <w:color w:val="C0392B"/>
+          <w:sz w:val="20"/>
+        </w:rPr>
+        <w:t xml:space="preserve">▪  </w:t>
+      </w:r>
       <w:r>
         <w:rPr>
           <w:rFonts w:ascii="Arial" w:hAnsi="Arial" w:cs="Arial" w:eastAsia="Arial"/>
@@ -1077,7 +1413,7 @@
           <w:color w:val="1A2D4F"/>
           <w:sz w:val="20"/>
         </w:rPr>
-        <w:t>AI.</w:t>
+        <w:t>Chambers:</w:t>
       </w:r>
       <w:r>
         <w:rPr>
@@ -1086,16 +1422,24 @@
           <w:color w:val="444444"/>
           <w:sz w:val="20"/>
         </w:rPr>
-        <w:t xml:space="preserve"> Artificial intelligence — software that mimics human judgment; barred from school counselors' duties in 2025.</w:t>
+        <w:t xml:space="preserve"> The Legislature's two houses: the Assembly (42 members) and the Senate (21). A bill must pass both to reach the governor.</w:t>
       </w:r>
     </w:p>
     <w:p>
       <w:pPr>
-        <w:keepLines/>
         <w:widowControl/>
-        <w:spacing w:before="0" w:after="56" w:lineRule="auto" w:line="247"/>
-        <w:jc w:val="both"/>
+        <w:spacing w:before="0" w:after="60" w:lineRule="auto" w:line="252"/>
+        <w:ind w:left="200"/>
       </w:pPr>
+      <w:r>
+        <w:rPr>
+          <w:rFonts w:ascii="Arial" w:hAnsi="Arial" w:cs="Arial" w:eastAsia="Arial"/>
+          <w:b w:val="0"/>
+          <w:color w:val="C0392B"/>
+          <w:sz w:val="20"/>
+        </w:rPr>
+        <w:t xml:space="preserve">▪  </w:t>
+      </w:r>
       <w:r>
         <w:rPr>
           <w:rFonts w:ascii="Arial" w:hAnsi="Arial" w:cs="Arial" w:eastAsia="Arial"/>
@@ -1103,7 +1447,7 @@
           <w:color w:val="1A2D4F"/>
           <w:sz w:val="20"/>
         </w:rPr>
-        <w:t>IG.</w:t>
+        <w:t>Committee / first committee:</w:t>
       </w:r>
       <w:r>
         <w:rPr>
@@ -1112,16 +1456,24 @@
           <w:color w:val="444444"/>
           <w:sz w:val="20"/>
         </w:rPr>
-        <w:t xml:space="preserve"> Inspector General.</w:t>
+        <w:t xml:space="preserve"> A small panel of lawmakers that studies a bill and votes on whether to send it onward; most bills that fail die in their first committee — "never heard" means no hearing at all.</w:t>
       </w:r>
     </w:p>
     <w:p>
       <w:pPr>
-        <w:keepLines/>
         <w:widowControl/>
-        <w:spacing w:before="0" w:after="56" w:lineRule="auto" w:line="247"/>
-        <w:jc w:val="both"/>
+        <w:spacing w:before="0" w:after="60" w:lineRule="auto" w:line="252"/>
+        <w:ind w:left="200"/>
       </w:pPr>
+      <w:r>
+        <w:rPr>
+          <w:rFonts w:ascii="Arial" w:hAnsi="Arial" w:cs="Arial" w:eastAsia="Arial"/>
+          <w:b w:val="0"/>
+          <w:color w:val="C0392B"/>
+          <w:sz w:val="20"/>
+        </w:rPr>
+        <w:t xml:space="preserve">▪  </w:t>
+      </w:r>
       <w:r>
         <w:rPr>
           <w:rFonts w:ascii="Arial" w:hAnsi="Arial" w:cs="Arial" w:eastAsia="Arial"/>
@@ -1129,7 +1481,7 @@
           <w:color w:val="1A2D4F"/>
           <w:sz w:val="20"/>
         </w:rPr>
-        <w:t>PE.</w:t>
+        <w:t>D / R:</w:t>
       </w:r>
       <w:r>
         <w:rPr>
@@ -1138,16 +1490,24 @@
           <w:color w:val="444444"/>
           <w:sz w:val="20"/>
         </w:rPr>
-        <w:t xml:space="preserve"> Physical education.</w:t>
+        <w:t xml:space="preserve"> Democrat / Republican, shown after a legislator's name; "still serves" and "has left" reflect the current roster.</w:t>
       </w:r>
     </w:p>
     <w:p>
       <w:pPr>
-        <w:keepLines/>
         <w:widowControl/>
-        <w:spacing w:before="0" w:after="56" w:lineRule="auto" w:line="247"/>
-        <w:jc w:val="both"/>
+        <w:spacing w:before="0" w:after="60" w:lineRule="auto" w:line="252"/>
+        <w:ind w:left="200"/>
       </w:pPr>
+      <w:r>
+        <w:rPr>
+          <w:rFonts w:ascii="Arial" w:hAnsi="Arial" w:cs="Arial" w:eastAsia="Arial"/>
+          <w:b w:val="0"/>
+          <w:color w:val="C0392B"/>
+          <w:sz w:val="20"/>
+        </w:rPr>
+        <w:t xml:space="preserve">▪  </w:t>
+      </w:r>
       <w:r>
         <w:rPr>
           <w:rFonts w:ascii="Arial" w:hAnsi="Arial" w:cs="Arial" w:eastAsia="Arial"/>
@@ -1155,7 +1515,7 @@
           <w:color w:val="1A2D4F"/>
           <w:sz w:val="20"/>
         </w:rPr>
-        <w:t>ESSA.</w:t>
+        <w:t>Delivered / signed / chapter:</w:t>
       </w:r>
       <w:r>
         <w:rPr>
@@ -1164,16 +1524,24 @@
           <w:color w:val="444444"/>
           <w:sz w:val="20"/>
         </w:rPr>
-        <w:t xml:space="preserve"> Every Student Succeeds Act (federal).</w:t>
+        <w:t xml:space="preserve"> A passed bill is delivered to the governor; a signed bill becomes a numbered "chapter" of state law, and "no signature, no chapter" means it never became law.</w:t>
       </w:r>
     </w:p>
     <w:p>
       <w:pPr>
-        <w:keepLines/>
         <w:widowControl/>
-        <w:spacing w:before="0" w:after="56" w:lineRule="auto" w:line="247"/>
-        <w:jc w:val="both"/>
+        <w:spacing w:before="0" w:after="60" w:lineRule="auto" w:line="252"/>
+        <w:ind w:left="200"/>
       </w:pPr>
+      <w:r>
+        <w:rPr>
+          <w:rFonts w:ascii="Arial" w:hAnsi="Arial" w:cs="Arial" w:eastAsia="Arial"/>
+          <w:b w:val="0"/>
+          <w:color w:val="C0392B"/>
+          <w:sz w:val="20"/>
+        </w:rPr>
+        <w:t xml:space="preserve">▪  </w:t>
+      </w:r>
       <w:r>
         <w:rPr>
           <w:rFonts w:ascii="Arial" w:hAnsi="Arial" w:cs="Arial" w:eastAsia="Arial"/>
@@ -1181,7 +1549,7 @@
           <w:color w:val="1A2D4F"/>
           <w:sz w:val="20"/>
         </w:rPr>
-        <w:t>FERPA.</w:t>
+        <w:t>Died at session's end / out of time:</w:t>
       </w:r>
       <w:r>
         <w:rPr>
@@ -1190,16 +1558,24 @@
           <w:color w:val="444444"/>
           <w:sz w:val="20"/>
         </w:rPr>
-        <w:t xml:space="preserve"> Family Educational Rights and Privacy Act (federal).</w:t>
+        <w:t xml:space="preserve"> A bill that cleared every vote taken but ran out of calendar before the final step — in these briefs, a mark of proven support, not rejection.</w:t>
       </w:r>
     </w:p>
     <w:p>
       <w:pPr>
-        <w:keepLines/>
         <w:widowControl/>
-        <w:spacing w:before="0" w:after="56" w:lineRule="auto" w:line="247"/>
-        <w:jc w:val="both"/>
+        <w:spacing w:before="0" w:after="60" w:lineRule="auto" w:line="252"/>
+        <w:ind w:left="200"/>
       </w:pPr>
+      <w:r>
+        <w:rPr>
+          <w:rFonts w:ascii="Arial" w:hAnsi="Arial" w:cs="Arial" w:eastAsia="Arial"/>
+          <w:b w:val="0"/>
+          <w:color w:val="C0392B"/>
+          <w:sz w:val="20"/>
+        </w:rPr>
+        <w:t xml:space="preserve">▪  </w:t>
+      </w:r>
       <w:r>
         <w:rPr>
           <w:rFonts w:ascii="Arial" w:hAnsi="Arial" w:cs="Arial" w:eastAsia="Arial"/>
@@ -1207,7 +1583,7 @@
           <w:color w:val="1A2D4F"/>
           <w:sz w:val="20"/>
         </w:rPr>
-        <w:t>COPPA.</w:t>
+        <w:t>Floor vote / floor calendar:</w:t>
       </w:r>
       <w:r>
         <w:rPr>
@@ -1216,8 +1592,359 @@
           <w:color w:val="444444"/>
           <w:sz w:val="20"/>
         </w:rPr>
-        <w:t xml:space="preserve"> Children's Online Privacy Protection Act (federal).</w:t>
+        <w:t xml:space="preserve"> A vote of the full chamber, and the schedule of bills waiting for one; a bill "dies on the calendar" when the session ends before its turn — a scheduling death, not a defeat.</w:t>
       </w:r>
+    </w:p>
+    <w:p>
+      <w:pPr>
+        <w:widowControl/>
+        <w:spacing w:before="0" w:after="60" w:lineRule="auto" w:line="252"/>
+        <w:ind w:left="200"/>
+      </w:pPr>
+      <w:r>
+        <w:rPr>
+          <w:rFonts w:ascii="Arial" w:hAnsi="Arial" w:cs="Arial" w:eastAsia="Arial"/>
+          <w:b w:val="0"/>
+          <w:color w:val="C0392B"/>
+          <w:sz w:val="20"/>
+        </w:rPr>
+        <w:t xml:space="preserve">▪  </w:t>
+      </w:r>
+      <w:r>
+        <w:rPr>
+          <w:rFonts w:ascii="Arial" w:hAnsi="Arial" w:cs="Arial" w:eastAsia="Arial"/>
+          <w:b/>
+          <w:color w:val="1A2D4F"/>
+          <w:sz w:val="20"/>
+        </w:rPr>
+        <w:t>Interim committee / interim study:</w:t>
+      </w:r>
+      <w:r>
+        <w:rPr>
+          <w:rFonts w:ascii="Arial" w:hAnsi="Arial" w:cs="Arial" w:eastAsia="Arial"/>
+          <w:b w:val="0"/>
+          <w:color w:val="444444"/>
+          <w:sz w:val="20"/>
+        </w:rPr>
+        <w:t xml:space="preserve"> Panels that meet between sessions to study a topic and prepare recommendations for the next session.</w:t>
+      </w:r>
+    </w:p>
+    <w:p>
+      <w:pPr>
+        <w:widowControl/>
+        <w:spacing w:before="0" w:after="60" w:lineRule="auto" w:line="252"/>
+        <w:ind w:left="200"/>
+      </w:pPr>
+      <w:r>
+        <w:rPr>
+          <w:rFonts w:ascii="Arial" w:hAnsi="Arial" w:cs="Arial" w:eastAsia="Arial"/>
+          <w:b w:val="0"/>
+          <w:color w:val="C0392B"/>
+          <w:sz w:val="20"/>
+        </w:rPr>
+        <w:t xml:space="preserve">▪  </w:t>
+      </w:r>
+      <w:r>
+        <w:rPr>
+          <w:rFonts w:ascii="Arial" w:hAnsi="Arial" w:cs="Arial" w:eastAsia="Arial"/>
+          <w:b/>
+          <w:color w:val="1A2D4F"/>
+          <w:sz w:val="20"/>
+        </w:rPr>
+        <w:t>Money committees / the money stage:</w:t>
+      </w:r>
+      <w:r>
+        <w:rPr>
+          <w:rFonts w:ascii="Arial" w:hAnsi="Arial" w:cs="Arial" w:eastAsia="Arial"/>
+          <w:b w:val="0"/>
+          <w:color w:val="444444"/>
+          <w:sz w:val="20"/>
+        </w:rPr>
+        <w:t xml:space="preserve"> Assembly Ways and Means and Senate Finance review anything that costs money; bills with price tags routinely stop there without a vote against the policy itself.</w:t>
+      </w:r>
+    </w:p>
+    <w:p>
+      <w:pPr>
+        <w:widowControl/>
+        <w:spacing w:before="0" w:after="60" w:lineRule="auto" w:line="252"/>
+        <w:ind w:left="200"/>
+      </w:pPr>
+      <w:r>
+        <w:rPr>
+          <w:rFonts w:ascii="Arial" w:hAnsi="Arial" w:cs="Arial" w:eastAsia="Arial"/>
+          <w:b w:val="0"/>
+          <w:color w:val="C0392B"/>
+          <w:sz w:val="20"/>
+        </w:rPr>
+        <w:t xml:space="preserve">▪  </w:t>
+      </w:r>
+      <w:r>
+        <w:rPr>
+          <w:rFonts w:ascii="Arial" w:hAnsi="Arial" w:cs="Arial" w:eastAsia="Arial"/>
+          <w:b/>
+          <w:color w:val="1A2D4F"/>
+          <w:sz w:val="20"/>
+        </w:rPr>
+        <w:t>Second house:</w:t>
+      </w:r>
+      <w:r>
+        <w:rPr>
+          <w:rFonts w:ascii="Arial" w:hAnsi="Arial" w:cs="Arial" w:eastAsia="Arial"/>
+          <w:b w:val="0"/>
+          <w:color w:val="444444"/>
+          <w:sz w:val="20"/>
+        </w:rPr>
+        <w:t xml:space="preserve"> After passing the chamber where it started, a bill repeats the entire process — committee, then floor — in the other chamber.</w:t>
+      </w:r>
+    </w:p>
+    <w:p>
+      <w:pPr>
+        <w:widowControl/>
+        <w:spacing w:before="0" w:after="60" w:lineRule="auto" w:line="252"/>
+        <w:ind w:left="200"/>
+      </w:pPr>
+      <w:r>
+        <w:rPr>
+          <w:rFonts w:ascii="Arial" w:hAnsi="Arial" w:cs="Arial" w:eastAsia="Arial"/>
+          <w:b w:val="0"/>
+          <w:color w:val="C0392B"/>
+          <w:sz w:val="20"/>
+        </w:rPr>
+        <w:t xml:space="preserve">▪  </w:t>
+      </w:r>
+      <w:r>
+        <w:rPr>
+          <w:rFonts w:ascii="Arial" w:hAnsi="Arial" w:cs="Arial" w:eastAsia="Arial"/>
+          <w:b/>
+          <w:color w:val="1A2D4F"/>
+          <w:sz w:val="20"/>
+        </w:rPr>
+        <w:t>Session:</w:t>
+      </w:r>
+      <w:r>
+        <w:rPr>
+          <w:rFonts w:ascii="Arial" w:hAnsi="Arial" w:cs="Arial" w:eastAsia="Arial"/>
+          <w:b w:val="0"/>
+          <w:color w:val="444444"/>
+          <w:sz w:val="20"/>
+        </w:rPr>
+        <w:t xml:space="preserve"> The Legislature meets for 120 days in odd-numbered years (2019, 2021, 2023, 2025); a bill that has not finished every step by then is dead and must start over in a future session.</w:t>
+      </w:r>
+    </w:p>
+    <w:p>
+      <w:pPr>
+        <w:widowControl/>
+        <w:spacing w:before="0" w:after="60" w:lineRule="auto" w:line="252"/>
+        <w:ind w:left="200"/>
+      </w:pPr>
+      <w:r>
+        <w:rPr>
+          <w:rFonts w:ascii="Arial" w:hAnsi="Arial" w:cs="Arial" w:eastAsia="Arial"/>
+          <w:b w:val="0"/>
+          <w:color w:val="C0392B"/>
+          <w:sz w:val="20"/>
+        </w:rPr>
+        <w:t xml:space="preserve">▪  </w:t>
+      </w:r>
+      <w:r>
+        <w:rPr>
+          <w:rFonts w:ascii="Arial" w:hAnsi="Arial" w:cs="Arial" w:eastAsia="Arial"/>
+          <w:b/>
+          <w:color w:val="1A2D4F"/>
+          <w:sz w:val="20"/>
+        </w:rPr>
+        <w:t>Special session:</w:t>
+      </w:r>
+      <w:r>
+        <w:rPr>
+          <w:rFonts w:ascii="Arial" w:hAnsi="Arial" w:cs="Arial" w:eastAsia="Arial"/>
+          <w:b w:val="0"/>
+          <w:color w:val="444444"/>
+          <w:sz w:val="20"/>
+        </w:rPr>
+        <w:t xml:space="preserve"> A short extra meeting the governor calls for specific topics; bills that ran out of regular-session time can pass there.</w:t>
+      </w:r>
+    </w:p>
+    <w:p>
+      <w:pPr>
+        <w:widowControl/>
+        <w:spacing w:before="0" w:after="60" w:lineRule="auto" w:line="252"/>
+        <w:ind w:left="200"/>
+      </w:pPr>
+      <w:r>
+        <w:rPr>
+          <w:rFonts w:ascii="Arial" w:hAnsi="Arial" w:cs="Arial" w:eastAsia="Arial"/>
+          <w:b w:val="0"/>
+          <w:color w:val="C0392B"/>
+          <w:sz w:val="20"/>
+        </w:rPr>
+        <w:t xml:space="preserve">▪  </w:t>
+      </w:r>
+      <w:r>
+        <w:rPr>
+          <w:rFonts w:ascii="Arial" w:hAnsi="Arial" w:cs="Arial" w:eastAsia="Arial"/>
+          <w:b/>
+          <w:color w:val="1A2D4F"/>
+          <w:sz w:val="20"/>
+        </w:rPr>
+        <w:t>Sponsor:</w:t>
+      </w:r>
+      <w:r>
+        <w:rPr>
+          <w:rFonts w:ascii="Arial" w:hAnsi="Arial" w:cs="Arial" w:eastAsia="Arial"/>
+          <w:b w:val="0"/>
+          <w:color w:val="444444"/>
+          <w:sz w:val="20"/>
+        </w:rPr>
+        <w:t xml:space="preserve"> The lawmaker or committee that formally introduces a bill; a committee-sponsored bill has no single author. Cross-party sponsorship — sponsors from both parties — is one of the strongest signals a bill will pass.</w:t>
+      </w:r>
+    </w:p>
+    <w:p>
+      <w:pPr>
+        <w:widowControl/>
+        <w:spacing w:before="0" w:after="60" w:lineRule="auto" w:line="252"/>
+        <w:ind w:left="200"/>
+      </w:pPr>
+      <w:r>
+        <w:rPr>
+          <w:rFonts w:ascii="Arial" w:hAnsi="Arial" w:cs="Arial" w:eastAsia="Arial"/>
+          <w:b w:val="0"/>
+          <w:color w:val="C0392B"/>
+          <w:sz w:val="20"/>
+        </w:rPr>
+        <w:t xml:space="preserve">▪  </w:t>
+      </w:r>
+      <w:r>
+        <w:rPr>
+          <w:rFonts w:ascii="Arial" w:hAnsi="Arial" w:cs="Arial" w:eastAsia="Arial"/>
+          <w:b/>
+          <w:color w:val="1A2D4F"/>
+          <w:sz w:val="20"/>
+        </w:rPr>
+        <w:t>Statute / enacted:</w:t>
+      </w:r>
+      <w:r>
+        <w:rPr>
+          <w:rFonts w:ascii="Arial" w:hAnsi="Arial" w:cs="Arial" w:eastAsia="Arial"/>
+          <w:b w:val="0"/>
+          <w:color w:val="444444"/>
+          <w:sz w:val="20"/>
+        </w:rPr>
+        <w:t xml:space="preserve"> A statute is a law on the books; an enacted bill is one that became law. "By rule, not statute" means an agency or local authority adopted something the Legislature has not.</w:t>
+      </w:r>
+    </w:p>
+    <w:p>
+      <w:pPr>
+        <w:widowControl/>
+        <w:spacing w:before="0" w:after="60" w:lineRule="auto" w:line="252"/>
+        <w:ind w:left="200"/>
+      </w:pPr>
+      <w:r>
+        <w:rPr>
+          <w:rFonts w:ascii="Arial" w:hAnsi="Arial" w:cs="Arial" w:eastAsia="Arial"/>
+          <w:b w:val="0"/>
+          <w:color w:val="C0392B"/>
+          <w:sz w:val="20"/>
+        </w:rPr>
+        <w:t xml:space="preserve">▪  </w:t>
+      </w:r>
+      <w:r>
+        <w:rPr>
+          <w:rFonts w:ascii="Arial" w:hAnsi="Arial" w:cs="Arial" w:eastAsia="Arial"/>
+          <w:b/>
+          <w:color w:val="1A2D4F"/>
+          <w:sz w:val="20"/>
+        </w:rPr>
+        <w:t>Two-thirds majority:</w:t>
+      </w:r>
+      <w:r>
+        <w:rPr>
+          <w:rFonts w:ascii="Arial" w:hAnsi="Arial" w:cs="Arial" w:eastAsia="Arial"/>
+          <w:b w:val="0"/>
+          <w:color w:val="444444"/>
+          <w:sz w:val="20"/>
+        </w:rPr>
+        <w:t xml:space="preserve"> The constitution requires a two-thirds vote in each chamber — 28 of 42, 14 of 21 — for any measure raising revenue, including fees; a bill can win a majority and still fail this bar.</w:t>
+      </w:r>
+    </w:p>
+    <w:p>
+      <w:pPr>
+        <w:widowControl/>
+        <w:spacing w:before="0" w:after="60" w:lineRule="auto" w:line="252"/>
+        <w:ind w:left="200"/>
+      </w:pPr>
+      <w:r>
+        <w:rPr>
+          <w:rFonts w:ascii="Arial" w:hAnsi="Arial" w:cs="Arial" w:eastAsia="Arial"/>
+          <w:b w:val="0"/>
+          <w:color w:val="C0392B"/>
+          <w:sz w:val="20"/>
+        </w:rPr>
+        <w:t xml:space="preserve">▪  </w:t>
+      </w:r>
+      <w:r>
+        <w:rPr>
+          <w:rFonts w:ascii="Arial" w:hAnsi="Arial" w:cs="Arial" w:eastAsia="Arial"/>
+          <w:b/>
+          <w:color w:val="1A2D4F"/>
+          <w:sz w:val="20"/>
+        </w:rPr>
+        <w:t>Veto:</w:t>
+      </w:r>
+      <w:r>
+        <w:rPr>
+          <w:rFonts w:ascii="Arial" w:hAnsi="Arial" w:cs="Arial" w:eastAsia="Arial"/>
+          <w:b w:val="0"/>
+          <w:color w:val="444444"/>
+          <w:sz w:val="20"/>
+        </w:rPr>
+        <w:t xml:space="preserve"> The governor's rejection of a bill that passed both chambers. A vetoed bill does not become law unless two-thirds of each chamber votes to override the veto.</w:t>
+      </w:r>
+    </w:p>
+    <w:p>
+      <w:pPr>
+        <w:widowControl/>
+        <w:spacing w:before="0" w:after="60" w:lineRule="auto" w:line="252"/>
+        <w:ind w:left="200"/>
+      </w:pPr>
+      <w:r>
+        <w:rPr>
+          <w:rFonts w:ascii="Arial" w:hAnsi="Arial" w:cs="Arial" w:eastAsia="Arial"/>
+          <w:b w:val="0"/>
+          <w:color w:val="C0392B"/>
+          <w:sz w:val="20"/>
+        </w:rPr>
+        <w:t xml:space="preserve">▪  </w:t>
+      </w:r>
+      <w:r>
+        <w:rPr>
+          <w:rFonts w:ascii="Arial" w:hAnsi="Arial" w:cs="Arial" w:eastAsia="Arial"/>
+          <w:b/>
+          <w:color w:val="1A2D4F"/>
+          <w:sz w:val="20"/>
+        </w:rPr>
+        <w:t>Vote pairs such as "42–0 and 21–0":</w:t>
+      </w:r>
+      <w:r>
+        <w:rPr>
+          <w:rFonts w:ascii="Arial" w:hAnsi="Arial" w:cs="Arial" w:eastAsia="Arial"/>
+          <w:b w:val="0"/>
+          <w:color w:val="444444"/>
+          <w:sz w:val="20"/>
+        </w:rPr>
+        <w:t xml:space="preserve"> Floor votes are yes–no tallies, one per chamber; 42–0 is a unanimous Assembly vote, 21–0 a unanimous Senate vote.</w:t>
+      </w:r>
+    </w:p>
+    <w:p>
+      <w:pPr>
+        <w:sectPr>
+          <w:type w:val="continuous"/>
+          <w:pgSz w:w="12240" w:h="15840"/>
+          <w:pgMar w:top="864" w:right="864" w:bottom="864" w:left="864" w:header="720" w:footer="720" w:gutter="0"/>
+          <w:cols w:space="300" w:num="2"/>
+          <w:docGrid w:linePitch="360"/>
+        </w:sectPr>
+      </w:pPr>
     </w:p>
     <w:p>
       <w:pPr>
@@ -1239,9 +1966,10 @@
       </w:r>
     </w:p>
     <w:sectPr>
+      <w:type w:val="continuous"/>
       <w:pgSz w:w="12240" w:h="15840"/>
       <w:pgMar w:top="864" w:right="864" w:bottom="864" w:left="864" w:header="720" w:footer="720" w:gutter="0"/>
-      <w:cols w:space="720"/>
+      <w:cols w:space="300" w:num="1"/>
       <w:docGrid w:linePitch="360"/>
     </w:sectPr>
   </w:body>

--- a/briefs/nevada/k-12_educational_outcomes/citizen-v3/glossary.docx
+++ b/briefs/nevada/k-12_educational_outcomes/citizen-v3/glossary.docx
@@ -54,18 +54,8 @@
           <w:color w:val="444444"/>
           <w:sz w:val="20"/>
         </w:rPr>
-        <w:t>Plain-language definitions of the terms and acronyms in "K-12 Educational Outcomes in Nevada" (citizen brief v3.0), followed by the legislative process guide shared by all four briefs.</w:t>
+        <w:t>Plain-language definitions of this brief's terms and acronyms; the shared legislative process guide follows.</w:t>
       </w:r>
-    </w:p>
-    <w:p>
-      <w:pPr>
-        <w:sectPr>
-          <w:pgSz w:w="12240" w:h="15840"/>
-          <w:pgMar w:top="864" w:right="864" w:bottom="864" w:left="864" w:header="720" w:footer="720" w:gutter="0"/>
-          <w:cols w:space="720"/>
-          <w:docGrid w:linePitch="360"/>
-        </w:sectPr>
-      </w:pPr>
     </w:p>
     <w:p>
       <w:pPr>
@@ -85,8 +75,18 @@
     </w:p>
     <w:p>
       <w:pPr>
+        <w:sectPr>
+          <w:pgSz w:w="12240" w:h="15840"/>
+          <w:pgMar w:top="864" w:right="864" w:bottom="864" w:left="864" w:header="720" w:footer="720" w:gutter="0"/>
+          <w:cols w:space="720"/>
+          <w:docGrid w:linePitch="360"/>
+        </w:sectPr>
+      </w:pPr>
+    </w:p>
+    <w:p>
+      <w:pPr>
         <w:widowControl/>
-        <w:spacing w:before="0" w:after="60" w:lineRule="auto" w:line="252"/>
+        <w:spacing w:before="0" w:after="44" w:lineRule="auto" w:line="240"/>
         <w:ind w:left="200"/>
       </w:pPr>
       <w:r>
@@ -114,13 +114,13 @@
           <w:color w:val="444444"/>
           <w:sz w:val="20"/>
         </w:rPr>
-        <w:t xml:space="preserve"> Artificial intelligence — software that mimics human judgment; barred from school counselors' duties in 2025.</w:t>
+        <w:t xml:space="preserve"> Artificial intelligence; barred from school counselors' duties in 2025.</w:t>
       </w:r>
     </w:p>
     <w:p>
       <w:pPr>
         <w:widowControl/>
-        <w:spacing w:before="0" w:after="60" w:lineRule="auto" w:line="252"/>
+        <w:spacing w:before="0" w:after="44" w:lineRule="auto" w:line="240"/>
         <w:ind w:left="200"/>
       </w:pPr>
       <w:r>
@@ -148,13 +148,13 @@
           <w:color w:val="444444"/>
           <w:sz w:val="20"/>
         </w:rPr>
-        <w:t xml:space="preserve"> School-board members appointed rather than elected, seated without a vote — four now sit on the Clark County board.</w:t>
+        <w:t xml:space="preserve"> Board members appointed rather than elected, without a vote — four now sit on the Clark County board.</w:t>
       </w:r>
     </w:p>
     <w:p>
       <w:pPr>
         <w:widowControl/>
-        <w:spacing w:before="0" w:after="60" w:lineRule="auto" w:line="252"/>
+        <w:spacing w:before="0" w:after="44" w:lineRule="auto" w:line="240"/>
         <w:ind w:left="200"/>
       </w:pPr>
       <w:r>
@@ -182,13 +182,13 @@
           <w:color w:val="444444"/>
           <w:sz w:val="20"/>
         </w:rPr>
-        <w:t xml:space="preserve"> The State Public Charter School Authority, which oversees charter schools and is covered by the new recurring audits.</w:t>
+        <w:t xml:space="preserve"> The State Public Charter School Authority, overseer of charter schools, covered by the new recurring audits.</w:t>
       </w:r>
     </w:p>
     <w:p>
       <w:pPr>
         <w:widowControl/>
-        <w:spacing w:before="0" w:after="60" w:lineRule="auto" w:line="252"/>
+        <w:spacing w:before="0" w:after="44" w:lineRule="auto" w:line="240"/>
         <w:ind w:left="200"/>
       </w:pPr>
       <w:r>
@@ -222,7 +222,7 @@
     <w:p>
       <w:pPr>
         <w:widowControl/>
-        <w:spacing w:before="0" w:after="60" w:lineRule="auto" w:line="252"/>
+        <w:spacing w:before="0" w:after="44" w:lineRule="auto" w:line="240"/>
         <w:ind w:left="200"/>
       </w:pPr>
       <w:r>
@@ -250,13 +250,13 @@
           <w:color w:val="444444"/>
           <w:sz w:val="20"/>
         </w:rPr>
-        <w:t xml:space="preserve"> The statutory body charged with calculating what fully funding Nevada schools would take.</w:t>
+        <w:t xml:space="preserve"> The statutory body that calculates what full funding would take.</w:t>
       </w:r>
     </w:p>
     <w:p>
       <w:pPr>
         <w:widowControl/>
-        <w:spacing w:before="0" w:after="60" w:lineRule="auto" w:line="252"/>
+        <w:spacing w:before="0" w:after="44" w:lineRule="auto" w:line="240"/>
         <w:ind w:left="200"/>
       </w:pPr>
       <w:r>
@@ -290,7 +290,7 @@
     <w:p>
       <w:pPr>
         <w:widowControl/>
-        <w:spacing w:before="0" w:after="60" w:lineRule="auto" w:line="252"/>
+        <w:spacing w:before="0" w:after="44" w:lineRule="auto" w:line="240"/>
         <w:ind w:left="200"/>
       </w:pPr>
       <w:r>
@@ -318,13 +318,13 @@
           <w:color w:val="444444"/>
           <w:sz w:val="20"/>
         </w:rPr>
-        <w:t xml:space="preserve"> Letting a pupil attend a school outside the attendance zone assigned to their address, with transportation grants.</w:t>
+        <w:t xml:space="preserve"> Letting a pupil attend a school outside their assigned attendance zone, with transportation grants.</w:t>
       </w:r>
     </w:p>
     <w:p>
       <w:pPr>
         <w:widowControl/>
-        <w:spacing w:before="0" w:after="60" w:lineRule="auto" w:line="252"/>
+        <w:spacing w:before="0" w:after="44" w:lineRule="auto" w:line="240"/>
         <w:ind w:left="200"/>
       </w:pPr>
       <w:r>
@@ -352,13 +352,13 @@
           <w:color w:val="444444"/>
           <w:sz w:val="20"/>
         </w:rPr>
-        <w:t xml:space="preserve"> The state's dedicated educational-technology commission, abolished in 2023.</w:t>
+        <w:t xml:space="preserve"> The state's educational-technology commission, abolished in 2023.</w:t>
       </w:r>
     </w:p>
     <w:p>
       <w:pPr>
         <w:widowControl/>
-        <w:spacing w:before="0" w:after="60" w:lineRule="auto" w:line="252"/>
+        <w:spacing w:before="0" w:after="44" w:lineRule="auto" w:line="240"/>
         <w:ind w:left="200"/>
       </w:pPr>
       <w:r>
@@ -392,7 +392,7 @@
     <w:p>
       <w:pPr>
         <w:widowControl/>
-        <w:spacing w:before="0" w:after="60" w:lineRule="auto" w:line="252"/>
+        <w:spacing w:before="0" w:after="44" w:lineRule="auto" w:line="240"/>
         <w:ind w:left="200"/>
       </w:pPr>
       <w:r>
@@ -420,13 +420,13 @@
           <w:color w:val="444444"/>
           <w:sz w:val="20"/>
         </w:rPr>
-        <w:t xml:space="preserve"> The federal education law requiring annual statewide testing in grades 3–8 and once in high school. Dropping Nevada's statewide test would collide with it — but it allows growth-based accountability.</w:t>
+        <w:t xml:space="preserve"> The federal law requiring annual testing in grades 3–8 and once in high school; dropping Nevada's test would collide with it, though it allows growth-based accountability.</w:t>
       </w:r>
     </w:p>
     <w:p>
       <w:pPr>
         <w:widowControl/>
-        <w:spacing w:before="0" w:after="60" w:lineRule="auto" w:line="252"/>
+        <w:spacing w:before="0" w:after="44" w:lineRule="auto" w:line="240"/>
         <w:ind w:left="200"/>
       </w:pPr>
       <w:r>
@@ -454,13 +454,13 @@
           <w:color w:val="444444"/>
           <w:sz w:val="20"/>
         </w:rPr>
-        <w:t xml:space="preserve"> The annual independent audit required of any district spending significant federal money.</w:t>
+        <w:t xml:space="preserve"> The annual independent audit required of districts spending significant federal money.</w:t>
       </w:r>
     </w:p>
     <w:p>
       <w:pPr>
         <w:widowControl/>
-        <w:spacing w:before="0" w:after="60" w:lineRule="auto" w:line="252"/>
+        <w:spacing w:before="0" w:after="44" w:lineRule="auto" w:line="240"/>
         <w:ind w:left="200"/>
       </w:pPr>
       <w:r>
@@ -488,13 +488,13 @@
           <w:color w:val="444444"/>
           <w:sz w:val="20"/>
         </w:rPr>
-        <w:t xml:space="preserve"> Existing federal programs that cancel student debt for teachers who serve qualifying schools.</w:t>
+        <w:t xml:space="preserve"> Federal programs that cancel student debt for teachers who serve qualifying schools.</w:t>
       </w:r>
     </w:p>
     <w:p>
       <w:pPr>
         <w:widowControl/>
-        <w:spacing w:before="0" w:after="60" w:lineRule="auto" w:line="252"/>
+        <w:spacing w:before="0" w:after="44" w:lineRule="auto" w:line="240"/>
         <w:ind w:left="200"/>
       </w:pPr>
       <w:r>
@@ -522,13 +522,13 @@
           <w:color w:val="444444"/>
           <w:sz w:val="20"/>
         </w:rPr>
-        <w:t xml:space="preserve"> The federal laws protecting pupil records (Family Educational Rights and Privacy Act) and children's online data (Children's Online Privacy Protection Act) — the ground Nevada's pupil-data disclosure law built on.</w:t>
+        <w:t xml:space="preserve"> The federal laws protecting pupil records (Family Educational Rights and Privacy Act) and children's online data (Children's Online Privacy Protection Act); Nevada's pupil-data disclosure law built on them.</w:t>
       </w:r>
     </w:p>
     <w:p>
       <w:pPr>
         <w:widowControl/>
-        <w:spacing w:before="0" w:after="60" w:lineRule="auto" w:line="252"/>
+        <w:spacing w:before="0" w:after="44" w:lineRule="auto" w:line="240"/>
         <w:ind w:left="200"/>
       </w:pPr>
       <w:r>
@@ -556,13 +556,13 @@
           <w:color w:val="444444"/>
           <w:sz w:val="20"/>
         </w:rPr>
-        <w:t xml:space="preserve"> Two ways to judge schools: how much pupils improve over a year (growth) versus how many clear a fixed bar (proficiency). Nevada's ratings already include a growth component; the failed bills changed its weight.</w:t>
+        <w:t xml:space="preserve"> How much pupils improve over a year (growth) versus how many clear a fixed bar (proficiency); Nevada's ratings already include growth — the failed bills changed its weight.</w:t>
       </w:r>
     </w:p>
     <w:p>
       <w:pPr>
         <w:widowControl/>
-        <w:spacing w:before="0" w:after="60" w:lineRule="auto" w:line="252"/>
+        <w:spacing w:before="0" w:after="44" w:lineRule="auto" w:line="240"/>
         <w:ind w:left="200"/>
       </w:pPr>
       <w:r>
@@ -590,13 +590,13 @@
           <w:color w:val="444444"/>
           <w:sz w:val="20"/>
         </w:rPr>
-        <w:t xml:space="preserve"> Teaching jobs districts struggle to staff — special education, rural posts — now eligible for extra pay.</w:t>
+        <w:t xml:space="preserve"> Teaching jobs districts struggle to staff — special education, rural posts — now drawing extra pay.</w:t>
       </w:r>
     </w:p>
     <w:p>
       <w:pPr>
         <w:widowControl/>
-        <w:spacing w:before="0" w:after="60" w:lineRule="auto" w:line="252"/>
+        <w:spacing w:before="0" w:after="44" w:lineRule="auto" w:line="240"/>
         <w:ind w:left="200"/>
       </w:pPr>
       <w:r>
@@ -624,13 +624,13 @@
           <w:color w:val="444444"/>
           <w:sz w:val="20"/>
         </w:rPr>
-        <w:t xml:space="preserve"> The federal pre-kindergarten program for low-income families. Universal federal pre-K has been proposed but never enacted.</w:t>
+        <w:t xml:space="preserve"> The federal pre-K program for low-income families; universal pre-K has been proposed, never enacted.</w:t>
       </w:r>
     </w:p>
     <w:p>
       <w:pPr>
         <w:widowControl/>
-        <w:spacing w:before="0" w:after="60" w:lineRule="auto" w:line="252"/>
+        <w:spacing w:before="0" w:after="44" w:lineRule="auto" w:line="240"/>
         <w:ind w:left="200"/>
       </w:pPr>
       <w:r>
@@ -658,13 +658,13 @@
           <w:color w:val="444444"/>
           <w:sz w:val="20"/>
         </w:rPr>
-        <w:t xml:space="preserve"> An independent watchdog office with power to investigate an agency from outside — the never-heard design for auditing school spending.</w:t>
+        <w:t xml:space="preserve"> An independent watchdog office investigating from outside — the never-heard design for auditing school spending.</w:t>
       </w:r>
     </w:p>
     <w:p>
       <w:pPr>
         <w:widowControl/>
-        <w:spacing w:before="0" w:after="60" w:lineRule="auto" w:line="252"/>
+        <w:spacing w:before="0" w:after="44" w:lineRule="auto" w:line="240"/>
         <w:ind w:left="200"/>
       </w:pPr>
       <w:r>
@@ -692,13 +692,13 @@
           <w:color w:val="444444"/>
           <w:sz w:val="20"/>
         </w:rPr>
-        <w:t xml:space="preserve"> The multi-state agreement honoring other states' teacher licenses.</w:t>
+        <w:t xml:space="preserve"> The multi-state pact honoring other states' teacher licenses.</w:t>
       </w:r>
     </w:p>
     <w:p>
       <w:pPr>
         <w:widowControl/>
-        <w:spacing w:before="0" w:after="60" w:lineRule="auto" w:line="252"/>
+        <w:spacing w:before="0" w:after="44" w:lineRule="auto" w:line="240"/>
         <w:ind w:left="200"/>
       </w:pPr>
       <w:r>
@@ -726,13 +726,13 @@
           <w:color w:val="444444"/>
           <w:sz w:val="20"/>
         </w:rPr>
-        <w:t xml:space="preserve"> Kindergarten through grade 12 (all of public school) / kindergarten through grade 5 (elementary).</w:t>
+        <w:t xml:space="preserve"> Kindergarten through grade 12 (all of public school) / through grade 5 (elementary).</w:t>
       </w:r>
     </w:p>
     <w:p>
       <w:pPr>
         <w:widowControl/>
-        <w:spacing w:before="0" w:after="60" w:lineRule="auto" w:line="252"/>
+        <w:spacing w:before="0" w:after="44" w:lineRule="auto" w:line="240"/>
         <w:ind w:left="200"/>
       </w:pPr>
       <w:r>
@@ -760,13 +760,13 @@
           <w:color w:val="444444"/>
           <w:sz w:val="20"/>
         </w:rPr>
-        <w:t xml:space="preserve"> The 2021 tax on gold and silver mining whose proceeds go to schools.</w:t>
+        <w:t xml:space="preserve"> The 2021 gold-and-silver mining tax whose proceeds go to schools.</w:t>
       </w:r>
     </w:p>
     <w:p>
       <w:pPr>
         <w:widowControl/>
-        <w:spacing w:before="0" w:after="60" w:lineRule="auto" w:line="252"/>
+        <w:spacing w:before="0" w:after="44" w:lineRule="auto" w:line="240"/>
         <w:ind w:left="200"/>
       </w:pPr>
       <w:r>
@@ -800,7 +800,7 @@
     <w:p>
       <w:pPr>
         <w:widowControl/>
-        <w:spacing w:before="0" w:after="60" w:lineRule="auto" w:line="252"/>
+        <w:spacing w:before="0" w:after="44" w:lineRule="auto" w:line="240"/>
         <w:ind w:left="200"/>
       </w:pPr>
       <w:r>
@@ -828,13 +828,13 @@
           <w:color w:val="444444"/>
           <w:sz w:val="20"/>
         </w:rPr>
-        <w:t xml:space="preserve"> Letting a licensed out-of-state teacher start work for a year while Nevada licensure paperwork finishes.</w:t>
+        <w:t xml:space="preserve"> Letting a licensed out-of-state teacher work a year while Nevada paperwork finishes.</w:t>
       </w:r>
     </w:p>
     <w:p>
       <w:pPr>
         <w:widowControl/>
-        <w:spacing w:before="0" w:after="60" w:lineRule="auto" w:line="252"/>
+        <w:spacing w:before="0" w:after="44" w:lineRule="auto" w:line="240"/>
         <w:ind w:left="200"/>
       </w:pPr>
       <w:r>
@@ -868,7 +868,7 @@
     <w:p>
       <w:pPr>
         <w:widowControl/>
-        <w:spacing w:before="0" w:after="60" w:lineRule="auto" w:line="252"/>
+        <w:spacing w:before="0" w:after="44" w:lineRule="auto" w:line="240"/>
         <w:ind w:left="200"/>
       </w:pPr>
       <w:r>
@@ -896,13 +896,13 @@
           <w:color w:val="444444"/>
           <w:sz w:val="20"/>
         </w:rPr>
-        <w:t xml:space="preserve"> Nevada's school funding formula since 2019, which attaches dollars to each pupil with weights for need — replacing the 1967-era Nevada Plan.</w:t>
+        <w:t xml:space="preserve"> Nevada's funding formula since 2019, attaching dollars to each pupil with weights for need — replacing the 1967-era Nevada Plan.</w:t>
       </w:r>
     </w:p>
     <w:p>
       <w:pPr>
         <w:widowControl/>
-        <w:spacing w:before="0" w:after="60" w:lineRule="auto" w:line="252"/>
+        <w:spacing w:before="0" w:after="44" w:lineRule="auto" w:line="240"/>
         <w:ind w:left="200"/>
       </w:pPr>
       <w:r>
@@ -930,13 +930,13 @@
           <w:color w:val="444444"/>
           <w:sz w:val="20"/>
         </w:rPr>
-        <w:t xml:space="preserve"> Nevada's early-literacy program: pupils are assessed through third grade, and those reading far behind get mandatory intensive help.</w:t>
+        <w:t xml:space="preserve"> Nevada's early-literacy program: pupils are assessed through grade 3, and those far behind get mandatory intensive help.</w:t>
       </w:r>
     </w:p>
     <w:p>
       <w:pPr>
         <w:widowControl/>
-        <w:spacing w:before="0" w:after="60" w:lineRule="auto" w:line="252"/>
+        <w:spacing w:before="0" w:after="44" w:lineRule="auto" w:line="240"/>
         <w:ind w:left="200"/>
       </w:pPr>
       <w:r>
@@ -964,13 +964,13 @@
           <w:color w:val="444444"/>
           <w:sz w:val="20"/>
         </w:rPr>
-        <w:t xml:space="preserve"> Holding a pupil back to repeat a grade. Automatic third-grade retention was removed in 2019, and no bill has proposed restoring it.</w:t>
+        <w:t xml:space="preserve"> Holding a pupil back a grade; automatic third-grade retention was removed in 2019, and no bill has proposed restoring it.</w:t>
       </w:r>
     </w:p>
     <w:p>
       <w:pPr>
         <w:widowControl/>
-        <w:spacing w:before="0" w:after="60" w:lineRule="auto" w:line="252"/>
+        <w:spacing w:before="0" w:after="44" w:lineRule="auto" w:line="240"/>
         <w:ind w:left="200"/>
       </w:pPr>
       <w:r>
@@ -998,13 +998,13 @@
           <w:color w:val="444444"/>
           <w:sz w:val="20"/>
         </w:rPr>
-        <w:t xml:space="preserve"> Nevada's one-to-five-star report card for each school, built from test results and other measures.</w:t>
+        <w:t xml:space="preserve"> Nevada's five-star report card for each school, built from tests and other measures.</w:t>
       </w:r>
     </w:p>
     <w:p>
       <w:pPr>
         <w:widowControl/>
-        <w:spacing w:before="0" w:after="60" w:lineRule="auto" w:line="252"/>
+        <w:spacing w:before="0" w:after="44" w:lineRule="auto" w:line="240"/>
         <w:ind w:left="200"/>
       </w:pPr>
       <w:r>
@@ -1032,13 +1032,13 @@
           <w:color w:val="444444"/>
           <w:sz w:val="20"/>
         </w:rPr>
-        <w:t xml:space="preserve"> Pupils' time on classroom devices; no bill limits it in the early grades.</w:t>
+        <w:t xml:space="preserve"> Time on classroom devices; no bill limits it in the early grades.</w:t>
       </w:r>
     </w:p>
     <w:p>
       <w:pPr>
         <w:widowControl/>
-        <w:spacing w:before="0" w:after="60" w:lineRule="auto" w:line="252"/>
+        <w:spacing w:before="0" w:after="44" w:lineRule="auto" w:line="240"/>
         <w:ind w:left="200"/>
       </w:pPr>
       <w:r>
@@ -1066,13 +1066,13 @@
           <w:color w:val="444444"/>
           <w:sz w:val="20"/>
         </w:rPr>
-        <w:t xml:space="preserve"> The financial reviews of districts by outside consultants that existing law already requires.</w:t>
+        <w:t xml:space="preserve"> District financial reviews by outside consultants, already required by law.</w:t>
       </w:r>
     </w:p>
     <w:p>
       <w:pPr>
         <w:widowControl/>
-        <w:spacing w:before="0" w:after="60" w:lineRule="auto" w:line="252"/>
+        <w:spacing w:before="0" w:after="44" w:lineRule="auto" w:line="240"/>
         <w:ind w:left="200"/>
       </w:pPr>
       <w:r>
@@ -1106,7 +1106,7 @@
     <w:p>
       <w:pPr>
         <w:widowControl/>
-        <w:spacing w:before="0" w:after="60" w:lineRule="auto" w:line="252"/>
+        <w:spacing w:before="0" w:after="44" w:lineRule="auto" w:line="240"/>
         <w:ind w:left="200"/>
       </w:pPr>
       <w:r>
@@ -1134,13 +1134,13 @@
           <w:color w:val="444444"/>
           <w:sz w:val="20"/>
         </w:rPr>
-        <w:t xml:space="preserve"> The standardized test every Nevada pupil takes — the anchor for school ratings and the Read by Grade 3 trigger.</w:t>
+        <w:t xml:space="preserve"> The standardized test every pupil takes — the anchor for ratings and the Read by Grade 3 trigger.</w:t>
       </w:r>
     </w:p>
     <w:p>
       <w:pPr>
         <w:widowControl/>
-        <w:spacing w:before="0" w:after="60" w:lineRule="auto" w:line="252"/>
+        <w:spacing w:before="0" w:after="44" w:lineRule="auto" w:line="240"/>
         <w:ind w:left="200"/>
       </w:pPr>
       <w:r>
@@ -1168,13 +1168,13 @@
           <w:color w:val="444444"/>
           <w:sz w:val="20"/>
         </w:rPr>
-        <w:t xml:space="preserve"> A district's chief executive, hired by the elected school board — which is why the $485,000 contracts have never been touched by a bill.</w:t>
+        <w:t xml:space="preserve"> A district's chief executive, hired by the elected board — why the $485,000 contracts were never touched by a bill.</w:t>
       </w:r>
     </w:p>
     <w:p>
       <w:pPr>
         <w:widowControl/>
-        <w:spacing w:before="0" w:after="60" w:lineRule="auto" w:line="252"/>
+        <w:spacing w:before="0" w:after="44" w:lineRule="auto" w:line="240"/>
         <w:ind w:left="200"/>
       </w:pPr>
       <w:r>
@@ -1202,13 +1202,13 @@
           <w:color w:val="444444"/>
           <w:sz w:val="20"/>
         </w:rPr>
-        <w:t xml:space="preserve"> Paid routes into the profession for aspiring teachers.</w:t>
+        <w:t xml:space="preserve"> Paid training routes into the profession.</w:t>
       </w:r>
     </w:p>
     <w:p>
       <w:pPr>
         <w:widowControl/>
-        <w:spacing w:before="0" w:after="60" w:lineRule="auto" w:line="252"/>
+        <w:spacing w:before="0" w:after="44" w:lineRule="auto" w:line="240"/>
         <w:ind w:left="200"/>
       </w:pPr>
       <w:r>
@@ -1236,13 +1236,13 @@
           <w:color w:val="444444"/>
           <w:sz w:val="20"/>
         </w:rPr>
-        <w:t xml:space="preserve"> A reading-instruction method that has pupils guess words from context and pictures rather than sounding them out.</w:t>
+        <w:t xml:space="preserve"> A reading method where pupils guess words from context and pictures rather than sounding them out.</w:t>
       </w:r>
     </w:p>
     <w:p>
       <w:pPr>
         <w:widowControl/>
-        <w:spacing w:before="0" w:after="60" w:lineRule="auto" w:line="252"/>
+        <w:spacing w:before="0" w:after="44" w:lineRule="auto" w:line="240"/>
         <w:ind w:left="200"/>
       </w:pPr>
       <w:r>
@@ -1270,8 +1270,19 @@
           <w:color w:val="444444"/>
           <w:sz w:val="20"/>
         </w:rPr>
-        <w:t xml:space="preserve"> Staffing requirements — such as school social workers — that apply only to the extent funding exists. The unconditional versions die in committee; the money-permitting versions pass.</w:t>
+        <w:t xml:space="preserve"> Staffing rules — like school social workers — that apply only as funding exists; unconditional versions die in committee, money-permitting ones pass.</w:t>
       </w:r>
+    </w:p>
+    <w:p>
+      <w:pPr>
+        <w:sectPr>
+          <w:type w:val="continuous"/>
+          <w:pgSz w:w="12240" w:h="15840"/>
+          <w:pgMar w:top="864" w:right="864" w:bottom="864" w:left="864" w:header="720" w:footer="720" w:gutter="0"/>
+          <w:cols w:space="240" w:num="2"/>
+          <w:docGrid w:linePitch="360"/>
+        </w:sectPr>
+      </w:pPr>
     </w:p>
     <w:p>
       <w:pPr>
@@ -1291,8 +1302,18 @@
     </w:p>
     <w:p>
       <w:pPr>
+        <w:sectPr>
+          <w:pgSz w:w="12240" w:h="15840"/>
+          <w:pgMar w:top="864" w:right="864" w:bottom="864" w:left="864" w:header="720" w:footer="720" w:gutter="0"/>
+          <w:cols w:space="240" w:num="1"/>
+          <w:docGrid w:linePitch="360"/>
+        </w:sectPr>
+      </w:pPr>
+    </w:p>
+    <w:p>
+      <w:pPr>
         <w:widowControl/>
-        <w:spacing w:before="0" w:after="60" w:lineRule="auto" w:line="252"/>
+        <w:spacing w:before="0" w:after="44" w:lineRule="auto" w:line="240"/>
         <w:ind w:left="200"/>
       </w:pPr>
       <w:r>
@@ -1326,7 +1347,7 @@
     <w:p>
       <w:pPr>
         <w:widowControl/>
-        <w:spacing w:before="0" w:after="60" w:lineRule="auto" w:line="252"/>
+        <w:spacing w:before="0" w:after="44" w:lineRule="auto" w:line="240"/>
         <w:ind w:left="200"/>
       </w:pPr>
       <w:r>
@@ -1360,7 +1381,7 @@
     <w:p>
       <w:pPr>
         <w:widowControl/>
-        <w:spacing w:before="0" w:after="60" w:lineRule="auto" w:line="252"/>
+        <w:spacing w:before="0" w:after="44" w:lineRule="auto" w:line="240"/>
         <w:ind w:left="200"/>
       </w:pPr>
       <w:r>
@@ -1394,7 +1415,7 @@
     <w:p>
       <w:pPr>
         <w:widowControl/>
-        <w:spacing w:before="0" w:after="60" w:lineRule="auto" w:line="252"/>
+        <w:spacing w:before="0" w:after="44" w:lineRule="auto" w:line="240"/>
         <w:ind w:left="200"/>
       </w:pPr>
       <w:r>
@@ -1428,7 +1449,7 @@
     <w:p>
       <w:pPr>
         <w:widowControl/>
-        <w:spacing w:before="0" w:after="60" w:lineRule="auto" w:line="252"/>
+        <w:spacing w:before="0" w:after="44" w:lineRule="auto" w:line="240"/>
         <w:ind w:left="200"/>
       </w:pPr>
       <w:r>
@@ -1462,7 +1483,7 @@
     <w:p>
       <w:pPr>
         <w:widowControl/>
-        <w:spacing w:before="0" w:after="60" w:lineRule="auto" w:line="252"/>
+        <w:spacing w:before="0" w:after="44" w:lineRule="auto" w:line="240"/>
         <w:ind w:left="200"/>
       </w:pPr>
       <w:r>
@@ -1496,7 +1517,7 @@
     <w:p>
       <w:pPr>
         <w:widowControl/>
-        <w:spacing w:before="0" w:after="60" w:lineRule="auto" w:line="252"/>
+        <w:spacing w:before="0" w:after="44" w:lineRule="auto" w:line="240"/>
         <w:ind w:left="200"/>
       </w:pPr>
       <w:r>
@@ -1530,7 +1551,7 @@
     <w:p>
       <w:pPr>
         <w:widowControl/>
-        <w:spacing w:before="0" w:after="60" w:lineRule="auto" w:line="252"/>
+        <w:spacing w:before="0" w:after="44" w:lineRule="auto" w:line="240"/>
         <w:ind w:left="200"/>
       </w:pPr>
       <w:r>
@@ -1564,7 +1585,7 @@
     <w:p>
       <w:pPr>
         <w:widowControl/>
-        <w:spacing w:before="0" w:after="60" w:lineRule="auto" w:line="252"/>
+        <w:spacing w:before="0" w:after="44" w:lineRule="auto" w:line="240"/>
         <w:ind w:left="200"/>
       </w:pPr>
       <w:r>
@@ -1598,7 +1619,7 @@
     <w:p>
       <w:pPr>
         <w:widowControl/>
-        <w:spacing w:before="0" w:after="60" w:lineRule="auto" w:line="252"/>
+        <w:spacing w:before="0" w:after="44" w:lineRule="auto" w:line="240"/>
         <w:ind w:left="200"/>
       </w:pPr>
       <w:r>
@@ -1632,7 +1653,7 @@
     <w:p>
       <w:pPr>
         <w:widowControl/>
-        <w:spacing w:before="0" w:after="60" w:lineRule="auto" w:line="252"/>
+        <w:spacing w:before="0" w:after="44" w:lineRule="auto" w:line="240"/>
         <w:ind w:left="200"/>
       </w:pPr>
       <w:r>
@@ -1666,7 +1687,7 @@
     <w:p>
       <w:pPr>
         <w:widowControl/>
-        <w:spacing w:before="0" w:after="60" w:lineRule="auto" w:line="252"/>
+        <w:spacing w:before="0" w:after="44" w:lineRule="auto" w:line="240"/>
         <w:ind w:left="200"/>
       </w:pPr>
       <w:r>
@@ -1700,7 +1721,7 @@
     <w:p>
       <w:pPr>
         <w:widowControl/>
-        <w:spacing w:before="0" w:after="60" w:lineRule="auto" w:line="252"/>
+        <w:spacing w:before="0" w:after="44" w:lineRule="auto" w:line="240"/>
         <w:ind w:left="200"/>
       </w:pPr>
       <w:r>
@@ -1734,7 +1755,7 @@
     <w:p>
       <w:pPr>
         <w:widowControl/>
-        <w:spacing w:before="0" w:after="60" w:lineRule="auto" w:line="252"/>
+        <w:spacing w:before="0" w:after="44" w:lineRule="auto" w:line="240"/>
         <w:ind w:left="200"/>
       </w:pPr>
       <w:r>
@@ -1768,7 +1789,7 @@
     <w:p>
       <w:pPr>
         <w:widowControl/>
-        <w:spacing w:before="0" w:after="60" w:lineRule="auto" w:line="252"/>
+        <w:spacing w:before="0" w:after="44" w:lineRule="auto" w:line="240"/>
         <w:ind w:left="200"/>
       </w:pPr>
       <w:r>
@@ -1802,7 +1823,7 @@
     <w:p>
       <w:pPr>
         <w:widowControl/>
-        <w:spacing w:before="0" w:after="60" w:lineRule="auto" w:line="252"/>
+        <w:spacing w:before="0" w:after="44" w:lineRule="auto" w:line="240"/>
         <w:ind w:left="200"/>
       </w:pPr>
       <w:r>
@@ -1836,7 +1857,7 @@
     <w:p>
       <w:pPr>
         <w:widowControl/>
-        <w:spacing w:before="0" w:after="60" w:lineRule="auto" w:line="252"/>
+        <w:spacing w:before="0" w:after="44" w:lineRule="auto" w:line="240"/>
         <w:ind w:left="200"/>
       </w:pPr>
       <w:r>
@@ -1870,7 +1891,7 @@
     <w:p>
       <w:pPr>
         <w:widowControl/>
-        <w:spacing w:before="0" w:after="60" w:lineRule="auto" w:line="252"/>
+        <w:spacing w:before="0" w:after="44" w:lineRule="auto" w:line="240"/>
         <w:ind w:left="200"/>
       </w:pPr>
       <w:r>
@@ -1904,7 +1925,7 @@
     <w:p>
       <w:pPr>
         <w:widowControl/>
-        <w:spacing w:before="0" w:after="60" w:lineRule="auto" w:line="252"/>
+        <w:spacing w:before="0" w:after="44" w:lineRule="auto" w:line="240"/>
         <w:ind w:left="200"/>
       </w:pPr>
       <w:r>
@@ -1941,7 +1962,7 @@
           <w:type w:val="continuous"/>
           <w:pgSz w:w="12240" w:h="15840"/>
           <w:pgMar w:top="864" w:right="864" w:bottom="864" w:left="864" w:header="720" w:footer="720" w:gutter="0"/>
-          <w:cols w:space="300" w:num="2"/>
+          <w:cols w:space="240" w:num="2"/>
           <w:docGrid w:linePitch="360"/>
         </w:sectPr>
       </w:pPr>
@@ -1969,7 +1990,7 @@
       <w:type w:val="continuous"/>
       <w:pgSz w:w="12240" w:h="15840"/>
       <w:pgMar w:top="864" w:right="864" w:bottom="864" w:left="864" w:header="720" w:footer="720" w:gutter="0"/>
-      <w:cols w:space="300" w:num="1"/>
+      <w:cols w:space="240" w:num="1"/>
       <w:docGrid w:linePitch="360"/>
     </w:sectPr>
   </w:body>
